--- a/curriculum-planner/output/Session_2_Lesson_Plan.docx
+++ b/curriculum-planner/output/Session_2_Lesson_Plan.docx
@@ -5,27 +5,25 @@
     <w:p>
       <w:pPr>
         <w:pStyle w:val="Heading1"/>
+        <w:spacing w:before="0" w:after="80"/>
       </w:pPr>
       <w:r>
         <w:t>Session 2: “Research, Write, Create”</w:t>
       </w:r>
     </w:p>
-    <w:p>
-      <w:pPr/>
-      <w:r>
-        <w:rPr>
-          <w:i/>
-          <w:sz w:val="22"/>
-        </w:rPr>
-        <w:t>Sunday, Weekend 1  |  10:00 AM – 5:45 PM  |  Theme: AI for research, writing, visual/multimedia creation, and data analysis.</w:t>
-      </w:r>
-    </w:p>
-    <w:p/>
     <w:tbl>
       <w:tblPr>
         <w:tblW w:type="auto" w:w="0"/>
+        <w:tblLook w:firstColumn="1" w:firstRow="1" w:lastColumn="0" w:lastRow="0" w:noHBand="0" w:noVBand="1" w:val="04A0"/>
         <w:jc w:val="left"/>
-        <w:tblLook w:firstColumn="1" w:firstRow="1" w:lastColumn="0" w:lastRow="0" w:noHBand="0" w:noVBand="1" w:val="04A0"/>
+        <w:tblBorders>
+          <w:top w:val="none" w:sz="0" w:color="auto" w:space="0"/>
+          <w:left w:val="none" w:sz="0" w:color="auto" w:space="0"/>
+          <w:bottom w:val="none" w:sz="0" w:color="auto" w:space="0"/>
+          <w:right w:val="none" w:sz="0" w:color="auto" w:space="0"/>
+          <w:insideH w:val="none" w:sz="0" w:color="auto" w:space="0"/>
+          <w:insideV w:val="none" w:sz="0" w:color="auto" w:space="0"/>
+        </w:tblBorders>
       </w:tblPr>
       <w:tblGrid>
         <w:gridCol w:w="4320"/>
@@ -34,13 +32,14 @@
       <w:tr>
         <w:tc>
           <w:tcPr>
-            <w:tcW w:type="dxa" w:w="2268"/>
+            <w:tcW w:type="dxa" w:w="1701"/>
           </w:tcPr>
           <w:p>
             <w:r/>
             <w:r>
               <w:rPr>
                 <w:b/>
+                <w:color w:val="243554"/>
                 <w:sz w:val="20"/>
               </w:rPr>
               <w:t>Course</w:t>
@@ -49,7 +48,7 @@
         </w:tc>
         <w:tc>
           <w:tcPr>
-            <w:tcW w:type="dxa" w:w="6803"/>
+            <w:tcW w:type="dxa" w:w="7370"/>
           </w:tcPr>
           <w:p>
             <w:r/>
@@ -65,44 +64,14 @@
       <w:tr>
         <w:tc>
           <w:tcPr>
-            <w:tcW w:type="dxa" w:w="2268"/>
+            <w:tcW w:type="dxa" w:w="1701"/>
           </w:tcPr>
           <w:p>
             <w:r/>
             <w:r>
               <w:rPr>
                 <w:b/>
-                <w:sz w:val="20"/>
-              </w:rPr>
-              <w:t>Session</w:t>
-            </w:r>
-          </w:p>
-        </w:tc>
-        <w:tc>
-          <w:tcPr>
-            <w:tcW w:type="dxa" w:w="6803"/>
-          </w:tcPr>
-          <w:p>
-            <w:r/>
-            <w:r>
-              <w:rPr>
-                <w:sz w:val="20"/>
-              </w:rPr>
-              <w:t>Session 2: “Research, Write, Create”</w:t>
-            </w:r>
-          </w:p>
-        </w:tc>
-      </w:tr>
-      <w:tr>
-        <w:tc>
-          <w:tcPr>
-            <w:tcW w:type="dxa" w:w="2268"/>
-          </w:tcPr>
-          <w:p>
-            <w:r/>
-            <w:r>
-              <w:rPr>
-                <w:b/>
+                <w:color w:val="243554"/>
                 <w:sz w:val="20"/>
               </w:rPr>
               <w:t>Day / Time</w:t>
@@ -111,7 +80,7 @@
         </w:tc>
         <w:tc>
           <w:tcPr>
-            <w:tcW w:type="dxa" w:w="6803"/>
+            <w:tcW w:type="dxa" w:w="7370"/>
           </w:tcPr>
           <w:p>
             <w:r/>
@@ -127,13 +96,14 @@
       <w:tr>
         <w:tc>
           <w:tcPr>
-            <w:tcW w:type="dxa" w:w="2268"/>
+            <w:tcW w:type="dxa" w:w="1701"/>
           </w:tcPr>
           <w:p>
             <w:r/>
             <w:r>
               <w:rPr>
                 <w:b/>
+                <w:color w:val="243554"/>
                 <w:sz w:val="20"/>
               </w:rPr>
               <w:t>Theme</w:t>
@@ -142,7 +112,7 @@
         </w:tc>
         <w:tc>
           <w:tcPr>
-            <w:tcW w:type="dxa" w:w="6803"/>
+            <w:tcW w:type="dxa" w:w="7370"/>
           </w:tcPr>
           <w:p>
             <w:r/>
@@ -158,13 +128,14 @@
       <w:tr>
         <w:tc>
           <w:tcPr>
-            <w:tcW w:type="dxa" w:w="2268"/>
+            <w:tcW w:type="dxa" w:w="1701"/>
           </w:tcPr>
           <w:p>
             <w:r/>
             <w:r>
               <w:rPr>
                 <w:b/>
+                <w:color w:val="243554"/>
                 <w:sz w:val="20"/>
               </w:rPr>
               <w:t>Duration</w:t>
@@ -173,7 +144,7 @@
         </w:tc>
         <w:tc>
           <w:tcPr>
-            <w:tcW w:type="dxa" w:w="6803"/>
+            <w:tcW w:type="dxa" w:w="7370"/>
           </w:tcPr>
           <w:p>
             <w:r/>
@@ -181,168 +152,7 @@
               <w:rPr>
                 <w:sz w:val="20"/>
               </w:rPr>
-              <w:t>375 minutes instruction (11 blocks)</w:t>
-            </w:r>
-          </w:p>
-        </w:tc>
-      </w:tr>
-      <w:tr>
-        <w:tc>
-          <w:tcPr>
-            <w:tcW w:type="dxa" w:w="2268"/>
-          </w:tcPr>
-          <w:p>
-            <w:r/>
-            <w:r>
-              <w:rPr>
-                <w:b/>
-                <w:sz w:val="20"/>
-              </w:rPr>
-              <w:t>Materials</w:t>
-            </w:r>
-          </w:p>
-        </w:tc>
-        <w:tc>
-          <w:tcPr>
-            <w:tcW w:type="dxa" w:w="6803"/>
-          </w:tcPr>
-          <w:p>
-            <w:r/>
-            <w:r>
-              <w:rPr>
-                <w:sz w:val="20"/>
-              </w:rPr>
-              <w:t>Slides, laptop/tablet per student, Claude &amp; ChatGPT access, printed templates</w:t>
-            </w:r>
-          </w:p>
-        </w:tc>
-      </w:tr>
-    </w:tbl>
-    <w:p/>
-    <w:p>
-      <w:pPr>
-        <w:pStyle w:val="Heading2"/>
-      </w:pPr>
-      <w:r>
-        <w:t>LEARNING OBJECTIVES</w:t>
-      </w:r>
-    </w:p>
-    <w:p>
-      <w:r>
-        <w:t>By the end of this session, students will be able to:</w:t>
-      </w:r>
-    </w:p>
-    <w:p>
-      <w:r>
-        <w:rPr>
-          <w:sz w:val="20"/>
-        </w:rPr>
-        <w:t>▸  Detect hallucinations in AI-generated research and fact-check claims systematically (LO #3: Spot AI failures)</w:t>
-      </w:r>
-    </w:p>
-    <w:p>
-      <w:r>
-        <w:rPr>
-          <w:sz w:val="20"/>
-        </w:rPr>
-        <w:t>▸  Use research tools (NotebookLM, Perplexity) to interrogate sources and triangulate information (LO #4: Build real workflows)</w:t>
-      </w:r>
-    </w:p>
-    <w:p>
-      <w:r>
-        <w:rPr>
-          <w:sz w:val="20"/>
-        </w:rPr>
-        <w:t>▸  Collaborate with AI on writing while preserving their own voice and judgment (LO #6: Create portfolio-quality work)</w:t>
-      </w:r>
-    </w:p>
-    <w:p>
-      <w:r>
-        <w:rPr>
-          <w:sz w:val="20"/>
-        </w:rPr>
-        <w:t>▸  Analyze a dataset using AI and produce a presentable summary of insights (LO #5: Analyze data using AI)</w:t>
-      </w:r>
-    </w:p>
-    <w:p>
-      <w:r>
-        <w:rPr>
-          <w:sz w:val="20"/>
-        </w:rPr>
-        <w:t>▸  Generate and iterate on visual content using AI image tools (LO #6)</w:t>
-      </w:r>
-    </w:p>
-    <w:p>
-      <w:r>
-        <w:rPr>
-          <w:sz w:val="20"/>
-        </w:rPr>
-        <w:t>▸  Build a simple functional tool by directing AI code generation (LO #4)</w:t>
-      </w:r>
-    </w:p>
-    <w:p/>
-    <w:p>
-      <w:pPr>
-        <w:pStyle w:val="Heading2"/>
-      </w:pPr>
-      <w:r>
-        <w:t>MORNING BLOCK (10:00–2:00)</w:t>
-      </w:r>
-    </w:p>
-    <w:tbl>
-      <w:tblPr>
-        <w:tblW w:type="auto" w:w="0"/>
-        <w:jc w:val="left"/>
-        <w:tblLook w:firstColumn="1" w:firstRow="1" w:lastColumn="0" w:lastRow="0" w:noHBand="0" w:noVBand="1" w:val="04A0"/>
-      </w:tblPr>
-      <w:tblGrid>
-        <w:gridCol w:w="2880"/>
-        <w:gridCol w:w="2880"/>
-        <w:gridCol w:w="2880"/>
-      </w:tblGrid>
-      <w:tr>
-        <w:tc>
-          <w:tcPr>
-            <w:tcW w:type="dxa" w:w="1701"/>
-          </w:tcPr>
-          <w:p>
-            <w:r/>
-            <w:r>
-              <w:rPr>
-                <w:b/>
-                <w:sz w:val="18"/>
-              </w:rPr>
-              <w:t>Time</w:t>
-            </w:r>
-          </w:p>
-        </w:tc>
-        <w:tc>
-          <w:tcPr>
-            <w:tcW w:type="dxa" w:w="2268"/>
-          </w:tcPr>
-          <w:p>
-            <w:r/>
-            <w:r>
-              <w:rPr>
-                <w:b/>
-                <w:sz w:val="18"/>
-              </w:rPr>
-              <w:t>Activity</w:t>
-            </w:r>
-          </w:p>
-        </w:tc>
-        <w:tc>
-          <w:tcPr>
-            <w:tcW w:type="dxa" w:w="5669"/>
-          </w:tcPr>
-          <w:p>
-            <w:r/>
-            <w:r>
-              <w:rPr>
-                <w:b/>
-                <w:sz w:val="18"/>
-              </w:rPr>
-              <w:t>Details &amp; Instructions</w:t>
+              <w:t>375 min instruction  |  11 activity blocks</w:t>
             </w:r>
           </w:p>
         </w:tc>
@@ -356,324 +166,25 @@
             <w:r/>
             <w:r>
               <w:rPr>
-                <w:sz w:val="18"/>
+                <w:b/>
+                <w:color w:val="243554"/>
+                <w:sz w:val="20"/>
               </w:rPr>
-              <w:t>10:00–10:15</w:t>
+              <w:t>Materials</w:t>
             </w:r>
           </w:p>
         </w:tc>
         <w:tc>
           <w:tcPr>
-            <w:tcW w:type="dxa" w:w="2268"/>
+            <w:tcW w:type="dxa" w:w="7370"/>
           </w:tcPr>
           <w:p>
             <w:r/>
             <w:r>
               <w:rPr>
-                <w:b/>
-                <w:sz w:val="18"/>
+                <w:sz w:val="20"/>
               </w:rPr>
-              <w:t>Retrieval Sprint</w:t>
-            </w:r>
-          </w:p>
-        </w:tc>
-        <w:tc>
-          <w:tcPr>
-            <w:tcW w:type="dxa" w:w="5669"/>
-          </w:tcPr>
-          <w:p>
-            <w:r/>
-            <w:r>
-              <w:rPr>
-                <w:sz w:val="16"/>
-              </w:rPr>
-              <w:t>Format: Pairs, no notes.</w:t>
-              <w:br/>
-              <w:t>7 questions projected one at a time. Pairs discuss each for 1 minute, then instructor reveals the answer. Cover: What does CRAFT stand for? How do LLMs generate text? Name one difference between Claude and ChatGPT. What is chain-of-thought prompting? What happened when we trained Teachable Machine with biased data? What makes a good evaluation rubric for a prompt? Name one ethical concern about...</w:t>
-              <w:br/>
-              <w:t>Pacing: 7 questions × (1 min discuss + 30 sec reveal) = ~11 min. Buffer and transition = 4 min.</w:t>
-            </w:r>
-          </w:p>
-        </w:tc>
-      </w:tr>
-      <w:tr>
-        <w:tc>
-          <w:tcPr>
-            <w:tcW w:type="dxa" w:w="1701"/>
-          </w:tcPr>
-          <w:p>
-            <w:r/>
-            <w:r>
-              <w:rPr>
-                <w:sz w:val="18"/>
-              </w:rPr>
-              <w:t>10:15–10:55</w:t>
-            </w:r>
-          </w:p>
-        </w:tc>
-        <w:tc>
-          <w:tcPr>
-            <w:tcW w:type="dxa" w:w="2268"/>
-          </w:tcPr>
-          <w:p>
-            <w:r/>
-            <w:r>
-              <w:rPr>
-                <w:b/>
-                <w:sz w:val="18"/>
-              </w:rPr>
-              <w:t>The Hallucination Hunt</w:t>
-            </w:r>
-          </w:p>
-        </w:tc>
-        <w:tc>
-          <w:tcPr>
-            <w:tcW w:type="dxa" w:w="5669"/>
-          </w:tcPr>
-          <w:p>
-            <w:r/>
-            <w:r>
-              <w:rPr>
-                <w:sz w:val="16"/>
-              </w:rPr>
-              <w:t>Format: Pairs, research + fact-check.</w:t>
-              <w:br/>
-              <w:t>Ask AI to write a 200-word research summary on a regional topic (Armenian history, Moldovan wine industry, Georgian architecture—assign by student’s country). Students fact-check every specific claim. Pre-prepare a cheat sheet of common fabrications for each topic so the instructor can confirm findings quickly.</w:t>
-              <w:br/>
-              <w:t>Pacing: Generate AI summary = 5 min. Fact-check claims using web search = 20 min. Pairs compile a “hallucination scorecard” (# of claims, # verified, # fabricated, # ambiguous) = 5 min. 3–4 pairs share their worst hallucination = 8 min. Transition = 2 min.</w:t>
-            </w:r>
-          </w:p>
-        </w:tc>
-      </w:tr>
-      <w:tr>
-        <w:tc>
-          <w:tcPr>
-            <w:tcW w:type="dxa" w:w="1701"/>
-          </w:tcPr>
-          <w:p>
-            <w:r/>
-            <w:r>
-              <w:rPr>
-                <w:sz w:val="18"/>
-              </w:rPr>
-              <w:t>10:55–11:40</w:t>
-            </w:r>
-          </w:p>
-        </w:tc>
-        <w:tc>
-          <w:tcPr>
-            <w:tcW w:type="dxa" w:w="2268"/>
-          </w:tcPr>
-          <w:p>
-            <w:r/>
-            <w:r>
-              <w:rPr>
-                <w:b/>
-                <w:sz w:val="18"/>
-              </w:rPr>
-              <w:t>Research Tools Deep-Dive</w:t>
-            </w:r>
-          </w:p>
-        </w:tc>
-        <w:tc>
-          <w:tcPr>
-            <w:tcW w:type="dxa" w:w="5669"/>
-          </w:tcPr>
-          <w:p>
-            <w:r/>
-            <w:r>
-              <w:rPr>
-                <w:sz w:val="16"/>
-              </w:rPr>
-              <w:t>Format: Instructor demo → guided hands-on.</w:t>
-              <w:br/>
-              <w:t>Part 1: NotebookLM (20 min). Instructor demos uploading a source document, asking questions, getting cited answers. Students follow along with their own source (provide a pre-loaded document for anyone who doesn’t have one). Key skill: interrogating a source (summarize, extract key arguments, identify gaps). Part 2: Perplexity (15 min). Demo the difference: Perplexity searches the web, Notebook...</w:t>
-              <w:br/>
-              <w:t>Pacing: NotebookLM demo + follow-along = 20 min. Perplexity demo + student try = 15 min. Whisper/Otter mention = 2 min. Documentation + comparison = 5 min. Transition = 3 min.</w:t>
-            </w:r>
-          </w:p>
-        </w:tc>
-      </w:tr>
-      <w:tr>
-        <w:tc>
-          <w:tcPr>
-            <w:tcW w:type="dxa" w:w="1701"/>
-          </w:tcPr>
-          <w:p>
-            <w:r/>
-            <w:r>
-              <w:rPr>
-                <w:sz w:val="18"/>
-              </w:rPr>
-              <w:t>11:40–12:00</w:t>
-            </w:r>
-          </w:p>
-        </w:tc>
-        <w:tc>
-          <w:tcPr>
-            <w:tcW w:type="dxa" w:w="2268"/>
-          </w:tcPr>
-          <w:p>
-            <w:r/>
-            <w:r>
-              <w:rPr>
-                <w:b/>
-                <w:sz w:val="18"/>
-              </w:rPr>
-              <w:t>Source Triangulation + Trust Rubric</w:t>
-            </w:r>
-          </w:p>
-        </w:tc>
-        <w:tc>
-          <w:tcPr>
-            <w:tcW w:type="dxa" w:w="5669"/>
-          </w:tcPr>
-          <w:p>
-            <w:r/>
-            <w:r>
-              <w:rPr>
-                <w:sz w:val="16"/>
-              </w:rPr>
-              <w:t>Format: Individual work.</w:t>
-              <w:br/>
-              <w:t>Students build a personal trust rubric: Does the AI cite sources? Can I verify them? Does the answer hold up across tools? Does it change when I rephrase the question? Provide a starter template with 5 criteria; students add 2–3 of their own. Then practice: run one research question through Claude, Perplexity, and NotebookLM. Score each using their rubric.</w:t>
-              <w:br/>
-              <w:t>Pacing: Customize rubric template = 5 min. Test one question across 3 tools = 10 min. Score and compare = 5 min. This is tight but achievable because students are now familiar with all three tools.</w:t>
-            </w:r>
-          </w:p>
-        </w:tc>
-      </w:tr>
-      <w:tr>
-        <w:tc>
-          <w:tcPr>
-            <w:tcW w:type="dxa" w:w="1701"/>
-          </w:tcPr>
-          <w:p>
-            <w:r/>
-            <w:r>
-              <w:rPr>
-                <w:sz w:val="18"/>
-              </w:rPr>
-              <w:t>12:00–12:15</w:t>
-            </w:r>
-          </w:p>
-        </w:tc>
-        <w:tc>
-          <w:tcPr>
-            <w:tcW w:type="dxa" w:w="2268"/>
-          </w:tcPr>
-          <w:p>
-            <w:r/>
-            <w:r>
-              <w:rPr>
-                <w:b/>
-                <w:sz w:val="18"/>
-              </w:rPr>
-              <w:t>Break</w:t>
-            </w:r>
-          </w:p>
-        </w:tc>
-        <w:tc>
-          <w:tcPr>
-            <w:tcW w:type="dxa" w:w="5669"/>
-          </w:tcPr>
-          <w:p>
-            <w:r/>
-            <w:r>
-              <w:rPr>
-                <w:sz w:val="16"/>
-              </w:rPr>
-            </w:r>
-          </w:p>
-        </w:tc>
-      </w:tr>
-      <w:tr>
-        <w:tc>
-          <w:tcPr>
-            <w:tcW w:type="dxa" w:w="1701"/>
-          </w:tcPr>
-          <w:p>
-            <w:r/>
-            <w:r>
-              <w:rPr>
-                <w:sz w:val="18"/>
-              </w:rPr>
-              <w:t>12:15–1:00</w:t>
-            </w:r>
-          </w:p>
-        </w:tc>
-        <w:tc>
-          <w:tcPr>
-            <w:tcW w:type="dxa" w:w="2268"/>
-          </w:tcPr>
-          <w:p>
-            <w:r/>
-            <w:r>
-              <w:rPr>
-                <w:b/>
-                <w:sz w:val="18"/>
-              </w:rPr>
-              <w:t>Writing with AI (Combined Block)</w:t>
-            </w:r>
-          </w:p>
-        </w:tc>
-        <w:tc>
-          <w:tcPr>
-            <w:tcW w:type="dxa" w:w="5669"/>
-          </w:tcPr>
-          <w:p>
-            <w:r/>
-            <w:r>
-              <w:rPr>
-                <w:sz w:val="16"/>
-              </w:rPr>
-              <w:t>Format: Individual writing → AI interaction → pair comparison → group debrief.</w:t>
-              <w:br/>
-              <w:t>Phase 1 (15 min): Students write 150–200 words on a topic of their choice (professional email, blog intro, LinkedIn post, cover letter paragraph—anything they’d actually write at work). No AI. Phase 2 (10 min): Ask AI to “improve” their writing. Then ask AI to help at only one stage (brainstorm, outline, or edit—student picks). Compare three versions: original, AI-improved, and stage-specific c...</w:t>
-            </w:r>
-          </w:p>
-        </w:tc>
-      </w:tr>
-      <w:tr>
-        <w:tc>
-          <w:tcPr>
-            <w:tcW w:type="dxa" w:w="1701"/>
-          </w:tcPr>
-          <w:p>
-            <w:r/>
-            <w:r>
-              <w:rPr>
-                <w:sz w:val="18"/>
-              </w:rPr>
-              <w:t>1:00–2:00</w:t>
-            </w:r>
-          </w:p>
-        </w:tc>
-        <w:tc>
-          <w:tcPr>
-            <w:tcW w:type="dxa" w:w="2268"/>
-          </w:tcPr>
-          <w:p>
-            <w:r/>
-            <w:r>
-              <w:rPr>
-                <w:b/>
-                <w:sz w:val="18"/>
-              </w:rPr>
-              <w:t>Lunch</w:t>
-            </w:r>
-          </w:p>
-        </w:tc>
-        <w:tc>
-          <w:tcPr>
-            <w:tcW w:type="dxa" w:w="5669"/>
-          </w:tcPr>
-          <w:p>
-            <w:r/>
-            <w:r>
-              <w:rPr>
-                <w:sz w:val="16"/>
-              </w:rPr>
+              <w:t>Slides deck, laptop/tablet per student, Claude &amp; ChatGPT access, printed templates, whiteboard/markers</w:t>
             </w:r>
           </w:p>
         </w:tc>
@@ -685,399 +196,1565 @@
         <w:pStyle w:val="Heading2"/>
       </w:pPr>
       <w:r>
-        <w:t>AFTERNOON BLOCK (2:00–5:45)</w:t>
+        <w:rPr>
+          <w:color w:val="243554"/>
+        </w:rPr>
+        <w:t>LEARNING TARGETS</w:t>
+      </w:r>
+    </w:p>
+    <w:p>
+      <w:pPr>
+        <w:spacing w:before="0" w:after="80"/>
+      </w:pPr>
+      <w:r>
+        <w:rPr>
+          <w:i/>
+          <w:color w:val="7F7F7F"/>
+          <w:sz w:val="20"/>
+        </w:rPr>
+        <w:t>By the end of this session, students will be able to:</w:t>
+      </w:r>
+    </w:p>
+    <w:p>
+      <w:pPr>
+        <w:spacing w:before="40" w:after="40"/>
+      </w:pPr>
+      <w:r>
+        <w:rPr>
+          <w:b/>
+          <w:color w:val="2E74B5"/>
+          <w:sz w:val="20"/>
+        </w:rPr>
+        <w:t xml:space="preserve">1. </w:t>
+      </w:r>
+      <w:r>
+        <w:rPr>
+          <w:sz w:val="20"/>
+        </w:rPr>
+        <w:t>Detect hallucinations in AI-generated research and fact-check claims systematically</w:t>
+      </w:r>
+    </w:p>
+    <w:p>
+      <w:pPr>
+        <w:spacing w:before="40" w:after="40"/>
+      </w:pPr>
+      <w:r>
+        <w:rPr>
+          <w:b/>
+          <w:color w:val="2E74B5"/>
+          <w:sz w:val="20"/>
+        </w:rPr>
+        <w:t xml:space="preserve">2. </w:t>
+      </w:r>
+      <w:r>
+        <w:rPr>
+          <w:sz w:val="20"/>
+        </w:rPr>
+        <w:t>Use research tools (NotebookLM, Perplexity) to interrogate sources and triangulate information</w:t>
+      </w:r>
+    </w:p>
+    <w:p>
+      <w:pPr>
+        <w:spacing w:before="40" w:after="40"/>
+      </w:pPr>
+      <w:r>
+        <w:rPr>
+          <w:b/>
+          <w:color w:val="2E74B5"/>
+          <w:sz w:val="20"/>
+        </w:rPr>
+        <w:t xml:space="preserve">3. </w:t>
+      </w:r>
+      <w:r>
+        <w:rPr>
+          <w:sz w:val="20"/>
+        </w:rPr>
+        <w:t>Collaborate with AI on writing while preserving their own voice and judgment</w:t>
+      </w:r>
+    </w:p>
+    <w:p>
+      <w:pPr>
+        <w:spacing w:before="40" w:after="40"/>
+      </w:pPr>
+      <w:r>
+        <w:rPr>
+          <w:b/>
+          <w:color w:val="2E74B5"/>
+          <w:sz w:val="20"/>
+        </w:rPr>
+        <w:t xml:space="preserve">4. </w:t>
+      </w:r>
+      <w:r>
+        <w:rPr>
+          <w:sz w:val="20"/>
+        </w:rPr>
+        <w:t>Analyze a dataset using AI and produce a presentable summary of insights</w:t>
+      </w:r>
+    </w:p>
+    <w:p>
+      <w:pPr>
+        <w:spacing w:before="40" w:after="40"/>
+      </w:pPr>
+      <w:r>
+        <w:rPr>
+          <w:b/>
+          <w:color w:val="2E74B5"/>
+          <w:sz w:val="20"/>
+        </w:rPr>
+        <w:t xml:space="preserve">5. </w:t>
+      </w:r>
+      <w:r>
+        <w:rPr>
+          <w:sz w:val="20"/>
+        </w:rPr>
+        <w:t>Generate and iterate on visual content using AI image tools</w:t>
+      </w:r>
+    </w:p>
+    <w:p>
+      <w:pPr>
+        <w:spacing w:before="40" w:after="40"/>
+      </w:pPr>
+      <w:r>
+        <w:rPr>
+          <w:b/>
+          <w:color w:val="2E74B5"/>
+          <w:sz w:val="20"/>
+        </w:rPr>
+        <w:t xml:space="preserve">6. </w:t>
+      </w:r>
+      <w:r>
+        <w:rPr>
+          <w:sz w:val="20"/>
+        </w:rPr>
+        <w:t>Build a simple functional tool by directing AI code generation</w:t>
+      </w:r>
+    </w:p>
+    <w:p/>
+    <w:p>
+      <w:pPr>
+        <w:pStyle w:val="Heading2"/>
+      </w:pPr>
+      <w:r>
+        <w:rPr>
+          <w:color w:val="243554"/>
+        </w:rPr>
+        <w:t>ASSESSMENT AT A GLANCE</w:t>
+      </w:r>
+    </w:p>
+    <w:p>
+      <w:pPr>
+        <w:spacing w:before="0" w:after="80"/>
+      </w:pPr>
+      <w:r>
+        <w:rPr>
+          <w:b/>
+          <w:sz w:val="20"/>
+        </w:rPr>
+        <w:t xml:space="preserve">Look for: </w:t>
+      </w:r>
+      <w:r>
+        <w:rPr>
+          <w:sz w:val="20"/>
+        </w:rPr>
+        <w:t>Hallucination scorecards show students caught real fabrications. Writing comparisons demonstrate students can articulate what AI changed and whether the change was an improvement. Data analysis summaries contain specific, verified findings.</w:t>
+      </w:r>
+    </w:p>
+    <w:p>
+      <w:pPr>
+        <w:spacing w:before="20" w:after="20"/>
+      </w:pPr>
+      <w:r>
+        <w:rPr>
+          <w:b/>
+          <w:color w:val="243554"/>
+          <w:sz w:val="20"/>
+        </w:rPr>
+        <w:t xml:space="preserve">Formative: </w:t>
+      </w:r>
+      <w:r>
+        <w:rPr>
+          <w:sz w:val="20"/>
+        </w:rPr>
+        <w:t>Observe student work during each activity block. Check outputs match expectations in delivery notes.</w:t>
+      </w:r>
+    </w:p>
+    <w:p>
+      <w:pPr>
+        <w:spacing w:before="20" w:after="20"/>
+      </w:pPr>
+      <w:r>
+        <w:rPr>
+          <w:b/>
+          <w:color w:val="243554"/>
+          <w:sz w:val="20"/>
+        </w:rPr>
+        <w:t xml:space="preserve">Self-Assessment: </w:t>
+      </w:r>
+      <w:r>
+        <w:rPr>
+          <w:sz w:val="20"/>
+        </w:rPr>
+        <w:t>Students rate confidence (1–5) for each learning target at session close.</w:t>
+      </w:r>
+    </w:p>
+    <w:p>
+      <w:pPr>
+        <w:spacing w:before="20" w:after="20"/>
+      </w:pPr>
+      <w:r>
+        <w:rPr>
+          <w:b/>
+          <w:color w:val="243554"/>
+          <w:sz w:val="20"/>
+        </w:rPr>
+        <w:t xml:space="preserve">Exit Ticket: </w:t>
+      </w:r>
+      <w:r>
+        <w:rPr>
+          <w:sz w:val="20"/>
+        </w:rPr>
+        <w:t>See Closing section for specific questions.</w:t>
+      </w:r>
+    </w:p>
+    <w:p/>
+    <w:p>
+      <w:pPr>
+        <w:pStyle w:val="Heading2"/>
+      </w:pPr>
+      <w:r>
+        <w:rPr>
+          <w:color w:val="243554"/>
+        </w:rPr>
+        <w:t>MORNING BLOCK  (10:00–2:00)</w:t>
       </w:r>
     </w:p>
     <w:tbl>
       <w:tblPr>
         <w:tblW w:type="auto" w:w="0"/>
-        <w:jc w:val="left"/>
         <w:tblLook w:firstColumn="1" w:firstRow="1" w:lastColumn="0" w:lastRow="0" w:noHBand="0" w:noVBand="1" w:val="04A0"/>
+        <w:tblBorders>
+          <w:top w:val="none" w:sz="0" w:color="auto" w:space="0"/>
+          <w:left w:val="none" w:sz="0" w:color="auto" w:space="0"/>
+          <w:bottom w:val="none" w:sz="0" w:color="auto" w:space="0"/>
+          <w:right w:val="none" w:sz="0" w:color="auto" w:space="0"/>
+          <w:insideH w:val="none" w:sz="0" w:color="auto" w:space="0"/>
+          <w:insideV w:val="none" w:sz="0" w:color="auto" w:space="0"/>
+        </w:tblBorders>
       </w:tblPr>
       <w:tblGrid>
-        <w:gridCol w:w="2880"/>
-        <w:gridCol w:w="2880"/>
-        <w:gridCol w:w="2880"/>
+        <w:gridCol w:w="8640"/>
       </w:tblGrid>
       <w:tr>
         <w:tc>
           <w:tcPr>
-            <w:tcW w:type="dxa" w:w="1701"/>
+            <w:tcW w:type="dxa" w:w="8640"/>
+            <w:shd w:fill="243554" w:val="clear" w:color="auto"/>
           </w:tcPr>
           <w:p>
             <w:r/>
             <w:r>
               <w:rPr>
                 <w:b/>
+                <w:color w:val="FFFFFF"/>
+                <w:sz w:val="22"/>
+              </w:rPr>
+              <w:t>10:00–10:15</w:t>
+            </w:r>
+            <w:r>
+              <w:rPr>
+                <w:b/>
+                <w:color w:val="FFFFFF"/>
+                <w:sz w:val="22"/>
+              </w:rPr>
+              <w:t xml:space="preserve">    Retrieval Sprint</w:t>
+            </w:r>
+            <w:r>
+              <w:rPr>
+                <w:color w:val="FFFFFF"/>
+                <w:sz w:val="20"/>
+              </w:rPr>
+              <w:t xml:space="preserve">    (15 min)</w:t>
+            </w:r>
+          </w:p>
+          <w:p>
+            <w:pPr>
+              <w:spacing w:before="0" w:after="40"/>
+            </w:pPr>
+            <w:r>
+              <w:rPr>
+                <w:i/>
+                <w:color w:val="FFFFFF"/>
                 <w:sz w:val="18"/>
               </w:rPr>
-              <w:t>Time</w:t>
+              <w:t>Pairs, no notes  |  GRR: You Do Together</w:t>
             </w:r>
           </w:p>
         </w:tc>
+      </w:tr>
+    </w:tbl>
+    <w:tbl>
+      <w:tblPr>
+        <w:tblW w:type="auto" w:w="0"/>
+        <w:tblLook w:firstColumn="1" w:firstRow="1" w:lastColumn="0" w:lastRow="0" w:noHBand="0" w:noVBand="1" w:val="04A0"/>
+        <w:tblBorders>
+          <w:top w:val="none" w:sz="0" w:color="auto" w:space="0"/>
+          <w:left w:val="none" w:sz="0" w:color="auto" w:space="0"/>
+          <w:bottom w:val="none" w:sz="0" w:color="auto" w:space="0"/>
+          <w:right w:val="none" w:sz="0" w:color="auto" w:space="0"/>
+          <w:insideH w:val="none" w:sz="0" w:color="auto" w:space="0"/>
+          <w:insideV w:val="none" w:sz="0" w:color="auto" w:space="0"/>
+        </w:tblBorders>
+      </w:tblPr>
+      <w:tblGrid>
+        <w:gridCol w:w="8640"/>
+      </w:tblGrid>
+      <w:tr>
         <w:tc>
           <w:tcPr>
-            <w:tcW w:type="dxa" w:w="2268"/>
+            <w:tcW w:type="dxa" w:w="8640"/>
+            <w:tcBorders>
+              <w:left w:val="single" w:sz="12" w:color="243554" w:space="0"/>
+            </w:tcBorders>
+          </w:tcPr>
+          <w:p>
+            <w:pPr>
+              <w:spacing w:before="120" w:after="40"/>
+            </w:pPr>
+            <w:r/>
+            <w:r>
+              <w:rPr>
+                <w:b/>
+                <w:color w:val="2E74B5"/>
+                <w:sz w:val="20"/>
+              </w:rPr>
+              <w:t>TEACHER DOES</w:t>
+            </w:r>
+          </w:p>
+          <w:p>
+            <w:pPr>
+              <w:spacing w:before="20" w:after="20"/>
+            </w:pPr>
+            <w:r>
+              <w:rPr>
+                <w:sz w:val="20"/>
+              </w:rPr>
+              <w:t>•  7 questions projected one at a time.</w:t>
+            </w:r>
+          </w:p>
+          <w:p>
+            <w:pPr>
+              <w:spacing w:before="20" w:after="20"/>
+            </w:pPr>
+            <w:r>
+              <w:rPr>
+                <w:sz w:val="20"/>
+              </w:rPr>
+              <w:t>•  Pairs discuss each for 1 minute, then instructor reveals the answer.</w:t>
+            </w:r>
+          </w:p>
+          <w:p>
+            <w:pPr>
+              <w:spacing w:before="20" w:after="20"/>
+            </w:pPr>
+            <w:r>
+              <w:rPr>
+                <w:sz w:val="20"/>
+              </w:rPr>
+              <w:t>•  Cover: What does CRAFT stand for?</w:t>
+            </w:r>
+          </w:p>
+          <w:p>
+            <w:pPr>
+              <w:spacing w:before="20" w:after="20"/>
+            </w:pPr>
+            <w:r>
+              <w:rPr>
+                <w:sz w:val="20"/>
+              </w:rPr>
+              <w:t>•  How do LLMs generate text?</w:t>
+            </w:r>
+          </w:p>
+          <w:p>
+            <w:pPr>
+              <w:spacing w:before="20" w:after="20"/>
+            </w:pPr>
+            <w:r>
+              <w:rPr>
+                <w:sz w:val="20"/>
+              </w:rPr>
+              <w:t>•  Name one difference between Claude and ChatGPT.</w:t>
+            </w:r>
+          </w:p>
+          <w:p>
+            <w:pPr>
+              <w:spacing w:before="20" w:after="20"/>
+            </w:pPr>
+            <w:r>
+              <w:rPr>
+                <w:sz w:val="20"/>
+              </w:rPr>
+              <w:t>•  What is chain-of-thought prompting?</w:t>
+            </w:r>
+          </w:p>
+          <w:p>
+            <w:pPr>
+              <w:spacing w:before="20" w:after="20"/>
+            </w:pPr>
+            <w:r>
+              <w:rPr>
+                <w:sz w:val="20"/>
+              </w:rPr>
+              <w:t>•  What happened when we trained Teachable Machine with biased data?</w:t>
+            </w:r>
+          </w:p>
+          <w:p>
+            <w:pPr>
+              <w:spacing w:before="20" w:after="20"/>
+            </w:pPr>
+            <w:r>
+              <w:rPr>
+                <w:sz w:val="20"/>
+              </w:rPr>
+              <w:t>•  What makes a good evaluation rubric for a prompt?</w:t>
+            </w:r>
+          </w:p>
+          <w:p>
+            <w:pPr>
+              <w:spacing w:before="20" w:after="20"/>
+            </w:pPr>
+            <w:r>
+              <w:rPr>
+                <w:sz w:val="20"/>
+              </w:rPr>
+              <w:t>•  Name one ethical concern about AI-generated text.</w:t>
+            </w:r>
+          </w:p>
+          <w:p>
+            <w:pPr>
+              <w:spacing w:before="120" w:after="40"/>
+            </w:pPr>
+            <w:r>
+              <w:rPr>
+                <w:b/>
+                <w:color w:val="7F7F7F"/>
+                <w:sz w:val="18"/>
+              </w:rPr>
+              <w:t xml:space="preserve">⏱ PACING:  </w:t>
+            </w:r>
+            <w:r>
+              <w:rPr>
+                <w:color w:val="7F7F7F"/>
+                <w:sz w:val="18"/>
+              </w:rPr>
+              <w:t>7 questions × (1 min discuss + 30 sec reveal) = ~11 min. Buffer and transition = 4 min.</w:t>
+            </w:r>
+          </w:p>
+          <w:p>
+            <w:pPr>
+              <w:spacing w:before="80" w:after="120"/>
+            </w:pPr>
+            <w:r>
+              <w:rPr>
+                <w:b/>
+                <w:color w:val="2D7D2D"/>
+                <w:sz w:val="18"/>
+              </w:rPr>
+              <w:t xml:space="preserve">✓ CHECK:  </w:t>
+            </w:r>
+            <w:r>
+              <w:rPr>
+                <w:i/>
+                <w:color w:val="2D7D2D"/>
+                <w:sz w:val="18"/>
+              </w:rPr>
+              <w:t>Quick pulse check: thumbs up if confident, sideways if unsure, down if lost.</w:t>
+            </w:r>
+          </w:p>
+        </w:tc>
+      </w:tr>
+    </w:tbl>
+    <w:p>
+      <w:pPr>
+        <w:spacing w:before="0" w:after="40"/>
+      </w:pPr>
+    </w:p>
+    <w:tbl>
+      <w:tblPr>
+        <w:tblW w:type="auto" w:w="0"/>
+        <w:tblLook w:firstColumn="1" w:firstRow="1" w:lastColumn="0" w:lastRow="0" w:noHBand="0" w:noVBand="1" w:val="04A0"/>
+        <w:tblBorders>
+          <w:top w:val="none" w:sz="0" w:color="auto" w:space="0"/>
+          <w:left w:val="none" w:sz="0" w:color="auto" w:space="0"/>
+          <w:bottom w:val="none" w:sz="0" w:color="auto" w:space="0"/>
+          <w:right w:val="none" w:sz="0" w:color="auto" w:space="0"/>
+          <w:insideH w:val="none" w:sz="0" w:color="auto" w:space="0"/>
+          <w:insideV w:val="none" w:sz="0" w:color="auto" w:space="0"/>
+        </w:tblBorders>
+      </w:tblPr>
+      <w:tblGrid>
+        <w:gridCol w:w="8640"/>
+      </w:tblGrid>
+      <w:tr>
+        <w:tc>
+          <w:tcPr>
+            <w:tcW w:type="dxa" w:w="8640"/>
+            <w:shd w:fill="243554" w:val="clear" w:color="auto"/>
           </w:tcPr>
           <w:p>
             <w:r/>
             <w:r>
               <w:rPr>
                 <w:b/>
+                <w:color w:val="FFFFFF"/>
+                <w:sz w:val="22"/>
+              </w:rPr>
+              <w:t>10:15–10:55</w:t>
+            </w:r>
+            <w:r>
+              <w:rPr>
+                <w:b/>
+                <w:color w:val="FFFFFF"/>
+                <w:sz w:val="22"/>
+              </w:rPr>
+              <w:t xml:space="preserve">    The Hallucination Hunt</w:t>
+            </w:r>
+            <w:r>
+              <w:rPr>
+                <w:color w:val="FFFFFF"/>
+                <w:sz w:val="20"/>
+              </w:rPr>
+              <w:t xml:space="preserve">    (40 min)</w:t>
+            </w:r>
+          </w:p>
+          <w:p>
+            <w:pPr>
+              <w:spacing w:before="0" w:after="40"/>
+            </w:pPr>
+            <w:r>
+              <w:rPr>
+                <w:i/>
+                <w:color w:val="FFFFFF"/>
                 <w:sz w:val="18"/>
               </w:rPr>
-              <w:t>Activity</w:t>
+              <w:t>Pairs, research + fact-check  |  GRR: You Do Together</w:t>
             </w:r>
           </w:p>
         </w:tc>
+      </w:tr>
+    </w:tbl>
+    <w:tbl>
+      <w:tblPr>
+        <w:tblW w:type="auto" w:w="0"/>
+        <w:tblLook w:firstColumn="1" w:firstRow="1" w:lastColumn="0" w:lastRow="0" w:noHBand="0" w:noVBand="1" w:val="04A0"/>
+        <w:tblBorders>
+          <w:top w:val="none" w:sz="0" w:color="auto" w:space="0"/>
+          <w:left w:val="none" w:sz="0" w:color="auto" w:space="0"/>
+          <w:bottom w:val="none" w:sz="0" w:color="auto" w:space="0"/>
+          <w:right w:val="none" w:sz="0" w:color="auto" w:space="0"/>
+          <w:insideH w:val="none" w:sz="0" w:color="auto" w:space="0"/>
+          <w:insideV w:val="none" w:sz="0" w:color="auto" w:space="0"/>
+        </w:tblBorders>
+      </w:tblPr>
+      <w:tblGrid>
+        <w:gridCol w:w="8640"/>
+      </w:tblGrid>
+      <w:tr>
         <w:tc>
           <w:tcPr>
-            <w:tcW w:type="dxa" w:w="5669"/>
+            <w:tcW w:type="dxa" w:w="8640"/>
+            <w:tcBorders>
+              <w:left w:val="single" w:sz="12" w:color="243554" w:space="0"/>
+            </w:tcBorders>
+          </w:tcPr>
+          <w:p>
+            <w:pPr>
+              <w:spacing w:before="120" w:after="40"/>
+            </w:pPr>
+            <w:r/>
+            <w:r>
+              <w:rPr>
+                <w:b/>
+                <w:color w:val="2E74B5"/>
+                <w:sz w:val="20"/>
+              </w:rPr>
+              <w:t>TEACHER DOES</w:t>
+            </w:r>
+          </w:p>
+          <w:p>
+            <w:pPr>
+              <w:spacing w:before="20" w:after="20"/>
+            </w:pPr>
+            <w:r>
+              <w:rPr>
+                <w:sz w:val="20"/>
+              </w:rPr>
+              <w:t>•  Ask AI to write a 200-word research summary on a regional topic (Armenian history, Moldovan wine industry, Georgian architecture—assign by student’s country).</w:t>
+            </w:r>
+          </w:p>
+          <w:p>
+            <w:pPr>
+              <w:spacing w:before="20" w:after="20"/>
+            </w:pPr>
+            <w:r>
+              <w:rPr>
+                <w:sz w:val="20"/>
+              </w:rPr>
+              <w:t>•  Pre-prepare a cheat sheet of common fabrications for each topic so the instructor can confirm findings quickly.</w:t>
+            </w:r>
+          </w:p>
+          <w:p>
+            <w:pPr>
+              <w:spacing w:before="120" w:after="40"/>
+            </w:pPr>
+            <w:r>
+              <w:rPr>
+                <w:b/>
+                <w:color w:val="2E74B5"/>
+                <w:sz w:val="20"/>
+              </w:rPr>
+              <w:t>STUDENTS DO</w:t>
+            </w:r>
+          </w:p>
+          <w:p>
+            <w:pPr>
+              <w:spacing w:before="20" w:after="20"/>
+            </w:pPr>
+            <w:r>
+              <w:rPr>
+                <w:sz w:val="20"/>
+              </w:rPr>
+              <w:t>•  Students fact-check every specific claim.</w:t>
+            </w:r>
+          </w:p>
+          <w:p>
+            <w:pPr>
+              <w:spacing w:before="120" w:after="40"/>
+            </w:pPr>
+            <w:r>
+              <w:rPr>
+                <w:b/>
+                <w:color w:val="7F7F7F"/>
+                <w:sz w:val="18"/>
+              </w:rPr>
+              <w:t xml:space="preserve">⏱ PACING:  </w:t>
+            </w:r>
+            <w:r>
+              <w:rPr>
+                <w:color w:val="7F7F7F"/>
+                <w:sz w:val="18"/>
+              </w:rPr>
+              <w:t>Generate AI summary = 5 min. Fact-check claims using web search = 20 min. Pairs compile a “hallucination scorecard” (# of claims, # verified, # fabricated, # ambiguous) = 5 min. 3–4 pairs share their worst hallucination = 8 min. Transition = 2 min.</w:t>
+            </w:r>
+          </w:p>
+          <w:p>
+            <w:pPr>
+              <w:spacing w:before="80" w:after="120"/>
+            </w:pPr>
+            <w:r>
+              <w:rPr>
+                <w:b/>
+                <w:color w:val="2D7D2D"/>
+                <w:sz w:val="18"/>
+              </w:rPr>
+              <w:t xml:space="preserve">✓ CHECK:  </w:t>
+            </w:r>
+            <w:r>
+              <w:rPr>
+                <w:i/>
+                <w:color w:val="2D7D2D"/>
+                <w:sz w:val="18"/>
+              </w:rPr>
+              <w:t>Quick pulse check: thumbs up if confident, sideways if unsure, down if lost.</w:t>
+            </w:r>
+          </w:p>
+        </w:tc>
+      </w:tr>
+    </w:tbl>
+    <w:p>
+      <w:pPr>
+        <w:spacing w:before="0" w:after="40"/>
+      </w:pPr>
+    </w:p>
+    <w:tbl>
+      <w:tblPr>
+        <w:tblW w:type="auto" w:w="0"/>
+        <w:tblLook w:firstColumn="1" w:firstRow="1" w:lastColumn="0" w:lastRow="0" w:noHBand="0" w:noVBand="1" w:val="04A0"/>
+        <w:tblBorders>
+          <w:top w:val="none" w:sz="0" w:color="auto" w:space="0"/>
+          <w:left w:val="none" w:sz="0" w:color="auto" w:space="0"/>
+          <w:bottom w:val="none" w:sz="0" w:color="auto" w:space="0"/>
+          <w:right w:val="none" w:sz="0" w:color="auto" w:space="0"/>
+          <w:insideH w:val="none" w:sz="0" w:color="auto" w:space="0"/>
+          <w:insideV w:val="none" w:sz="0" w:color="auto" w:space="0"/>
+        </w:tblBorders>
+      </w:tblPr>
+      <w:tblGrid>
+        <w:gridCol w:w="8640"/>
+      </w:tblGrid>
+      <w:tr>
+        <w:tc>
+          <w:tcPr>
+            <w:tcW w:type="dxa" w:w="8640"/>
+            <w:shd w:fill="243554" w:val="clear" w:color="auto"/>
           </w:tcPr>
           <w:p>
             <w:r/>
             <w:r>
               <w:rPr>
                 <w:b/>
+                <w:color w:val="FFFFFF"/>
+                <w:sz w:val="22"/>
+              </w:rPr>
+              <w:t>10:55–11:40</w:t>
+            </w:r>
+            <w:r>
+              <w:rPr>
+                <w:b/>
+                <w:color w:val="FFFFFF"/>
+                <w:sz w:val="22"/>
+              </w:rPr>
+              <w:t xml:space="preserve">    Research Tools Deep-Dive</w:t>
+            </w:r>
+            <w:r>
+              <w:rPr>
+                <w:color w:val="FFFFFF"/>
+                <w:sz w:val="20"/>
+              </w:rPr>
+              <w:t xml:space="preserve">    (45 min)</w:t>
+            </w:r>
+          </w:p>
+          <w:p>
+            <w:pPr>
+              <w:spacing w:before="0" w:after="40"/>
+            </w:pPr>
+            <w:r>
+              <w:rPr>
+                <w:i/>
+                <w:color w:val="FFFFFF"/>
                 <w:sz w:val="18"/>
               </w:rPr>
-              <w:t>Details &amp; Instructions</w:t>
+              <w:t>Instructor demo → guided hands-on  |  GRR: I Do → We Do</w:t>
             </w:r>
           </w:p>
         </w:tc>
       </w:tr>
+    </w:tbl>
+    <w:tbl>
+      <w:tblPr>
+        <w:tblW w:type="auto" w:w="0"/>
+        <w:tblLook w:firstColumn="1" w:firstRow="1" w:lastColumn="0" w:lastRow="0" w:noHBand="0" w:noVBand="1" w:val="04A0"/>
+        <w:tblBorders>
+          <w:top w:val="none" w:sz="0" w:color="auto" w:space="0"/>
+          <w:left w:val="none" w:sz="0" w:color="auto" w:space="0"/>
+          <w:bottom w:val="none" w:sz="0" w:color="auto" w:space="0"/>
+          <w:right w:val="none" w:sz="0" w:color="auto" w:space="0"/>
+          <w:insideH w:val="none" w:sz="0" w:color="auto" w:space="0"/>
+          <w:insideV w:val="none" w:sz="0" w:color="auto" w:space="0"/>
+        </w:tblBorders>
+      </w:tblPr>
+      <w:tblGrid>
+        <w:gridCol w:w="8640"/>
+      </w:tblGrid>
       <w:tr>
         <w:tc>
           <w:tcPr>
-            <w:tcW w:type="dxa" w:w="1701"/>
+            <w:tcW w:type="dxa" w:w="8640"/>
+            <w:tcBorders>
+              <w:left w:val="single" w:sz="12" w:color="243554" w:space="0"/>
+            </w:tcBorders>
           </w:tcPr>
           <w:p>
+            <w:pPr>
+              <w:spacing w:before="120" w:after="40"/>
+            </w:pPr>
             <w:r/>
             <w:r>
               <w:rPr>
+                <w:b/>
+                <w:color w:val="2E74B5"/>
+                <w:sz w:val="20"/>
+              </w:rPr>
+              <w:t>TEACHER DOES</w:t>
+            </w:r>
+          </w:p>
+          <w:p>
+            <w:pPr>
+              <w:spacing w:before="20" w:after="20"/>
+            </w:pPr>
+            <w:r>
+              <w:rPr>
+                <w:sz w:val="20"/>
+              </w:rPr>
+              <w:t>•  Part 1: NotebookLM (20 min).</w:t>
+            </w:r>
+          </w:p>
+          <w:p>
+            <w:pPr>
+              <w:spacing w:before="20" w:after="20"/>
+            </w:pPr>
+            <w:r>
+              <w:rPr>
+                <w:sz w:val="20"/>
+              </w:rPr>
+              <w:t>•  Instructor demos uploading a source document, asking questions, getting cited answers.</w:t>
+            </w:r>
+          </w:p>
+          <w:p>
+            <w:pPr>
+              <w:spacing w:before="20" w:after="20"/>
+            </w:pPr>
+            <w:r>
+              <w:rPr>
+                <w:sz w:val="20"/>
+              </w:rPr>
+              <w:t>•  Key skill: interrogating a source (summarize, extract key arguments, identify gaps).</w:t>
+            </w:r>
+          </w:p>
+          <w:p>
+            <w:pPr>
+              <w:spacing w:before="20" w:after="20"/>
+            </w:pPr>
+            <w:r>
+              <w:rPr>
+                <w:sz w:val="20"/>
+              </w:rPr>
+              <w:t>•  Part 2: Perplexity (15 min).</w:t>
+            </w:r>
+          </w:p>
+          <w:p>
+            <w:pPr>
+              <w:spacing w:before="20" w:after="20"/>
+            </w:pPr>
+            <w:r>
+              <w:rPr>
+                <w:sz w:val="20"/>
+              </w:rPr>
+              <w:t>•  Demo the difference: Perplexity searches the web, NotebookLM interrogates your documents.</w:t>
+            </w:r>
+          </w:p>
+          <w:p>
+            <w:pPr>
+              <w:spacing w:before="20" w:after="20"/>
+            </w:pPr>
+            <w:r>
+              <w:rPr>
+                <w:sz w:val="20"/>
+              </w:rPr>
+              <w:t>•  Mention Whisper/Otter.ai for audio transcription (no demo—just name and describe).</w:t>
+            </w:r>
+          </w:p>
+          <w:p>
+            <w:pPr>
+              <w:spacing w:before="20" w:after="20"/>
+            </w:pPr>
+            <w:r>
+              <w:rPr>
+                <w:sz w:val="20"/>
+              </w:rPr>
+              <w:t>•  Close: 5 min for students to document which tool is better for what.</w:t>
+            </w:r>
+          </w:p>
+          <w:p>
+            <w:pPr>
+              <w:spacing w:before="120" w:after="40"/>
+            </w:pPr>
+            <w:r>
+              <w:rPr>
+                <w:b/>
+                <w:color w:val="2E74B5"/>
+                <w:sz w:val="20"/>
+              </w:rPr>
+              <w:t>STUDENTS DO</w:t>
+            </w:r>
+          </w:p>
+          <w:p>
+            <w:pPr>
+              <w:spacing w:before="20" w:after="20"/>
+            </w:pPr>
+            <w:r>
+              <w:rPr>
+                <w:sz w:val="20"/>
+              </w:rPr>
+              <w:t>•  Students follow along with their own source (provide a pre-loaded document for anyone who doesn’t have one).</w:t>
+            </w:r>
+          </w:p>
+          <w:p>
+            <w:pPr>
+              <w:spacing w:before="20" w:after="20"/>
+            </w:pPr>
+            <w:r>
+              <w:rPr>
+                <w:sz w:val="20"/>
+              </w:rPr>
+              <w:t>•  Students try the same research question in both.</w:t>
+            </w:r>
+          </w:p>
+          <w:p>
+            <w:pPr>
+              <w:spacing w:before="120" w:after="40"/>
+            </w:pPr>
+            <w:r>
+              <w:rPr>
+                <w:b/>
+                <w:color w:val="7F7F7F"/>
                 <w:sz w:val="18"/>
               </w:rPr>
-              <w:t>2:00–2:40</w:t>
+              <w:t xml:space="preserve">⏱ PACING:  </w:t>
+            </w:r>
+            <w:r>
+              <w:rPr>
+                <w:color w:val="7F7F7F"/>
+                <w:sz w:val="18"/>
+              </w:rPr>
+              <w:t>NotebookLM demo + follow-along = 20 min. Perplexity demo + student try = 15 min. Whisper/Otter mention = 2 min. Documentation + comparison = 5 min. Transition = 3 min.</w:t>
+            </w:r>
+          </w:p>
+          <w:p>
+            <w:pPr>
+              <w:spacing w:before="80" w:after="120"/>
+            </w:pPr>
+            <w:r>
+              <w:rPr>
+                <w:b/>
+                <w:color w:val="2D7D2D"/>
+                <w:sz w:val="18"/>
+              </w:rPr>
+              <w:t xml:space="preserve">✓ CHECK:  </w:t>
+            </w:r>
+            <w:r>
+              <w:rPr>
+                <w:i/>
+                <w:color w:val="2D7D2D"/>
+                <w:sz w:val="18"/>
+              </w:rPr>
+              <w:t>Can students name at least one specific difference between tool outputs?</w:t>
             </w:r>
           </w:p>
         </w:tc>
+      </w:tr>
+    </w:tbl>
+    <w:p>
+      <w:pPr>
+        <w:spacing w:before="0" w:after="40"/>
+      </w:pPr>
+    </w:p>
+    <w:tbl>
+      <w:tblPr>
+        <w:tblW w:type="auto" w:w="0"/>
+        <w:tblLook w:firstColumn="1" w:firstRow="1" w:lastColumn="0" w:lastRow="0" w:noHBand="0" w:noVBand="1" w:val="04A0"/>
+        <w:tblBorders>
+          <w:top w:val="none" w:sz="0" w:color="auto" w:space="0"/>
+          <w:left w:val="none" w:sz="0" w:color="auto" w:space="0"/>
+          <w:bottom w:val="none" w:sz="0" w:color="auto" w:space="0"/>
+          <w:right w:val="none" w:sz="0" w:color="auto" w:space="0"/>
+          <w:insideH w:val="none" w:sz="0" w:color="auto" w:space="0"/>
+          <w:insideV w:val="none" w:sz="0" w:color="auto" w:space="0"/>
+        </w:tblBorders>
+      </w:tblPr>
+      <w:tblGrid>
+        <w:gridCol w:w="8640"/>
+      </w:tblGrid>
+      <w:tr>
         <w:tc>
           <w:tcPr>
-            <w:tcW w:type="dxa" w:w="2268"/>
+            <w:tcW w:type="dxa" w:w="8640"/>
+            <w:shd w:fill="243554" w:val="clear" w:color="auto"/>
           </w:tcPr>
           <w:p>
             <w:r/>
             <w:r>
               <w:rPr>
                 <w:b/>
+                <w:color w:val="FFFFFF"/>
+                <w:sz w:val="22"/>
+              </w:rPr>
+              <w:t>11:40–12:00</w:t>
+            </w:r>
+            <w:r>
+              <w:rPr>
+                <w:b/>
+                <w:color w:val="FFFFFF"/>
+                <w:sz w:val="22"/>
+              </w:rPr>
+              <w:t xml:space="preserve">    Source Triangulation + Trust Rubric</w:t>
+            </w:r>
+            <w:r>
+              <w:rPr>
+                <w:color w:val="FFFFFF"/>
+                <w:sz w:val="20"/>
+              </w:rPr>
+              <w:t xml:space="preserve">    (20 min)</w:t>
+            </w:r>
+          </w:p>
+          <w:p>
+            <w:pPr>
+              <w:spacing w:before="0" w:after="40"/>
+            </w:pPr>
+            <w:r>
+              <w:rPr>
+                <w:i/>
+                <w:color w:val="FFFFFF"/>
                 <w:sz w:val="18"/>
               </w:rPr>
-              <w:t>Data Analysis with AI</w:t>
-            </w:r>
-          </w:p>
-        </w:tc>
-        <w:tc>
-          <w:tcPr>
-            <w:tcW w:type="dxa" w:w="5669"/>
-          </w:tcPr>
-          <w:p>
-            <w:r/>
-            <w:r>
-              <w:rPr>
-                <w:sz w:val="16"/>
-              </w:rPr>
-              <w:t>Format: Individual, instructor-guided.</w:t>
-              <w:br/>
-              <w:t>Each student receives a small CSV relevant to their country (pre-prepared: local business data, survey results, or economic indicators). Upload to Claude or ChatGPT. Prompt: “Analyze this data. What are the 3 most interesting findings? Create a summary I could present to my boss.” Then iterate: ask for a specific chart description, a comparison, or a trend analysis. Final output: a 1-paragraph ...</w:t>
-              <w:br/>
-              <w:t>Pacing: Distribute CSV + explain exercise = 5 min. Upload and first analysis prompt = 10 min. Iterate with 2–3 follow-up prompts = 10 min. Write summary paragraph = 10 min. 2–3 students share findings = 5 min.</w:t>
+              <w:t>Individual work  |  GRR: You Do</w:t>
             </w:r>
           </w:p>
         </w:tc>
       </w:tr>
+    </w:tbl>
+    <w:tbl>
+      <w:tblPr>
+        <w:tblW w:type="auto" w:w="0"/>
+        <w:tblLook w:firstColumn="1" w:firstRow="1" w:lastColumn="0" w:lastRow="0" w:noHBand="0" w:noVBand="1" w:val="04A0"/>
+        <w:tblBorders>
+          <w:top w:val="none" w:sz="0" w:color="auto" w:space="0"/>
+          <w:left w:val="none" w:sz="0" w:color="auto" w:space="0"/>
+          <w:bottom w:val="none" w:sz="0" w:color="auto" w:space="0"/>
+          <w:right w:val="none" w:sz="0" w:color="auto" w:space="0"/>
+          <w:insideH w:val="none" w:sz="0" w:color="auto" w:space="0"/>
+          <w:insideV w:val="none" w:sz="0" w:color="auto" w:space="0"/>
+        </w:tblBorders>
+      </w:tblPr>
+      <w:tblGrid>
+        <w:gridCol w:w="8640"/>
+      </w:tblGrid>
       <w:tr>
         <w:tc>
           <w:tcPr>
-            <w:tcW w:type="dxa" w:w="1701"/>
+            <w:tcW w:type="dxa" w:w="8640"/>
+            <w:tcBorders>
+              <w:left w:val="single" w:sz="12" w:color="243554" w:space="0"/>
+            </w:tcBorders>
           </w:tcPr>
           <w:p>
+            <w:pPr>
+              <w:spacing w:before="120" w:after="40"/>
+            </w:pPr>
             <w:r/>
             <w:r>
               <w:rPr>
+                <w:b/>
+                <w:color w:val="2E74B5"/>
+                <w:sz w:val="20"/>
+              </w:rPr>
+              <w:t>TEACHER DOES</w:t>
+            </w:r>
+          </w:p>
+          <w:p>
+            <w:pPr>
+              <w:spacing w:before="20" w:after="20"/>
+            </w:pPr>
+            <w:r>
+              <w:rPr>
+                <w:sz w:val="20"/>
+              </w:rPr>
+              <w:t>•  Can I verify them?</w:t>
+            </w:r>
+          </w:p>
+          <w:p>
+            <w:pPr>
+              <w:spacing w:before="20" w:after="20"/>
+            </w:pPr>
+            <w:r>
+              <w:rPr>
+                <w:sz w:val="20"/>
+              </w:rPr>
+              <w:t>•  Does the answer hold up across tools?</w:t>
+            </w:r>
+          </w:p>
+          <w:p>
+            <w:pPr>
+              <w:spacing w:before="20" w:after="20"/>
+            </w:pPr>
+            <w:r>
+              <w:rPr>
+                <w:sz w:val="20"/>
+              </w:rPr>
+              <w:t>•  Does it change when I rephrase the question?</w:t>
+            </w:r>
+          </w:p>
+          <w:p>
+            <w:pPr>
+              <w:spacing w:before="20" w:after="20"/>
+            </w:pPr>
+            <w:r>
+              <w:rPr>
+                <w:sz w:val="20"/>
+              </w:rPr>
+              <w:t>•  Provide a starter template with 5 criteria; students add 2–3 of their own.</w:t>
+            </w:r>
+          </w:p>
+          <w:p>
+            <w:pPr>
+              <w:spacing w:before="20" w:after="20"/>
+            </w:pPr>
+            <w:r>
+              <w:rPr>
+                <w:sz w:val="20"/>
+              </w:rPr>
+              <w:t>•  Then practice: run one research question through Claude, Perplexity, and NotebookLM.</w:t>
+            </w:r>
+          </w:p>
+          <w:p>
+            <w:pPr>
+              <w:spacing w:before="20" w:after="20"/>
+            </w:pPr>
+            <w:r>
+              <w:rPr>
+                <w:sz w:val="20"/>
+              </w:rPr>
+              <w:t>•  Score each using their rubric.</w:t>
+            </w:r>
+          </w:p>
+          <w:p>
+            <w:pPr>
+              <w:spacing w:before="120" w:after="40"/>
+            </w:pPr>
+            <w:r>
+              <w:rPr>
+                <w:b/>
+                <w:color w:val="2E74B5"/>
+                <w:sz w:val="20"/>
+              </w:rPr>
+              <w:t>STUDENTS DO</w:t>
+            </w:r>
+          </w:p>
+          <w:p>
+            <w:pPr>
+              <w:spacing w:before="20" w:after="20"/>
+            </w:pPr>
+            <w:r>
+              <w:rPr>
+                <w:sz w:val="20"/>
+              </w:rPr>
+              <w:t>•  Students build a personal trust rubric: Does the AI cite sources?</w:t>
+            </w:r>
+          </w:p>
+          <w:p>
+            <w:pPr>
+              <w:spacing w:before="120" w:after="40"/>
+            </w:pPr>
+            <w:r>
+              <w:rPr>
+                <w:b/>
+                <w:color w:val="7F7F7F"/>
                 <w:sz w:val="18"/>
               </w:rPr>
-              <w:t>2:40–3:30</w:t>
+              <w:t xml:space="preserve">⏱ PACING:  </w:t>
+            </w:r>
+            <w:r>
+              <w:rPr>
+                <w:color w:val="7F7F7F"/>
+                <w:sz w:val="18"/>
+              </w:rPr>
+              <w:t>Customize rubric template = 5 min. Test one question across 3 tools = 10 min. Score and compare = 5 min. This is tight but achievable because students are now familiar with all three tools.</w:t>
+            </w:r>
+          </w:p>
+          <w:p>
+            <w:pPr>
+              <w:spacing w:before="80" w:after="120"/>
+            </w:pPr>
+            <w:r>
+              <w:rPr>
+                <w:b/>
+                <w:color w:val="2D7D2D"/>
+                <w:sz w:val="18"/>
+              </w:rPr>
+              <w:t xml:space="preserve">✓ CHECK:  </w:t>
+            </w:r>
+            <w:r>
+              <w:rPr>
+                <w:i/>
+                <w:color w:val="2D7D2D"/>
+                <w:sz w:val="18"/>
+              </w:rPr>
+              <w:t>Quick pulse check: thumbs up if confident, sideways if unsure, down if lost.</w:t>
             </w:r>
           </w:p>
         </w:tc>
+      </w:tr>
+    </w:tbl>
+    <w:p>
+      <w:pPr>
+        <w:spacing w:before="0" w:after="40"/>
+      </w:pPr>
+    </w:p>
+    <w:tbl>
+      <w:tblPr>
+        <w:tblW w:type="auto" w:w="0"/>
+        <w:tblLook w:firstColumn="1" w:firstRow="1" w:lastColumn="0" w:lastRow="0" w:noHBand="0" w:noVBand="1" w:val="04A0"/>
+        <w:tblBorders>
+          <w:top w:val="none" w:sz="0" w:color="auto" w:space="0"/>
+          <w:left w:val="none" w:sz="0" w:color="auto" w:space="0"/>
+          <w:bottom w:val="none" w:sz="0" w:color="auto" w:space="0"/>
+          <w:right w:val="none" w:sz="0" w:color="auto" w:space="0"/>
+          <w:insideH w:val="none" w:sz="0" w:color="auto" w:space="0"/>
+          <w:insideV w:val="none" w:sz="0" w:color="auto" w:space="0"/>
+        </w:tblBorders>
+      </w:tblPr>
+      <w:tblGrid>
+        <w:gridCol w:w="8640"/>
+      </w:tblGrid>
+      <w:tr>
         <w:tc>
           <w:tcPr>
-            <w:tcW w:type="dxa" w:w="2268"/>
+            <w:tcW w:type="dxa" w:w="8640"/>
+            <w:shd w:fill="D9E2F3" w:val="clear" w:color="auto"/>
+          </w:tcPr>
+          <w:p>
+            <w:pPr>
+              <w:spacing w:before="80" w:after="80"/>
+              <w:jc w:val="center"/>
+            </w:pPr>
+            <w:r/>
+            <w:r>
+              <w:rPr>
+                <w:b/>
+                <w:color w:val="243554"/>
+                <w:sz w:val="20"/>
+              </w:rPr>
+              <w:t>12:00–12:15  |  Break  |  15 min</w:t>
+            </w:r>
+          </w:p>
+        </w:tc>
+      </w:tr>
+    </w:tbl>
+    <w:tbl>
+      <w:tblPr>
+        <w:tblW w:type="auto" w:w="0"/>
+        <w:tblLook w:firstColumn="1" w:firstRow="1" w:lastColumn="0" w:lastRow="0" w:noHBand="0" w:noVBand="1" w:val="04A0"/>
+        <w:tblBorders>
+          <w:top w:val="none" w:sz="0" w:color="auto" w:space="0"/>
+          <w:left w:val="none" w:sz="0" w:color="auto" w:space="0"/>
+          <w:bottom w:val="none" w:sz="0" w:color="auto" w:space="0"/>
+          <w:right w:val="none" w:sz="0" w:color="auto" w:space="0"/>
+          <w:insideH w:val="none" w:sz="0" w:color="auto" w:space="0"/>
+          <w:insideV w:val="none" w:sz="0" w:color="auto" w:space="0"/>
+        </w:tblBorders>
+      </w:tblPr>
+      <w:tblGrid>
+        <w:gridCol w:w="8640"/>
+      </w:tblGrid>
+      <w:tr>
+        <w:tc>
+          <w:tcPr>
+            <w:tcW w:type="dxa" w:w="8640"/>
+            <w:shd w:fill="243554" w:val="clear" w:color="auto"/>
           </w:tcPr>
           <w:p>
             <w:r/>
             <w:r>
               <w:rPr>
                 <w:b/>
+                <w:color w:val="FFFFFF"/>
+                <w:sz w:val="22"/>
+              </w:rPr>
+              <w:t>12:15–1:00</w:t>
+            </w:r>
+            <w:r>
+              <w:rPr>
+                <w:b/>
+                <w:color w:val="FFFFFF"/>
+                <w:sz w:val="22"/>
+              </w:rPr>
+              <w:t xml:space="preserve">    Writing with AI (Combined Block)</w:t>
+            </w:r>
+            <w:r>
+              <w:rPr>
+                <w:color w:val="FFFFFF"/>
+                <w:sz w:val="20"/>
+              </w:rPr>
+              <w:t xml:space="preserve">    (45 min)</w:t>
+            </w:r>
+          </w:p>
+          <w:p>
+            <w:pPr>
+              <w:spacing w:before="0" w:after="40"/>
+            </w:pPr>
+            <w:r>
+              <w:rPr>
+                <w:i/>
+                <w:color w:val="FFFFFF"/>
                 <w:sz w:val="18"/>
               </w:rPr>
-              <w:t>Image Generation + Client Brief</w:t>
-            </w:r>
-          </w:p>
-        </w:tc>
-        <w:tc>
-          <w:tcPr>
-            <w:tcW w:type="dxa" w:w="5669"/>
-          </w:tcPr>
-          <w:p>
-            <w:r/>
-            <w:r>
-              <w:rPr>
-                <w:sz w:val="16"/>
-              </w:rPr>
-              <w:t>Format: Instructor demo → guided practice → individual production.</w:t>
-              <w:br/>
-              <w:t>Part 1 — DALL-E Introduction (15 min): Instructor demos prompting with precision: style keywords, composition instructions, iteration. Show 2–3 examples of how specificity changes output. Students generate their first image. Part 2 — Client Brief (35 min): “You’re a freelancer. Brief: Create social media visuals for a local coffee shop launching delivery.” Produce 3 options with a 1-sentence ra...</w:t>
-              <w:br/>
-              <w:t>Pacing: DALL-E demo = 8 min. First student-generated image = 7 min. Client brief: read + plan = 5 min. Generate 3 options with iteration = 20 min. Write rationales + partner feedback = 10 min.</w:t>
+              <w:t>Individual writing → AI interaction → pair comparison → g...  |  GRR: We Do → You Do Together → You Do</w:t>
             </w:r>
           </w:p>
         </w:tc>
       </w:tr>
+    </w:tbl>
+    <w:tbl>
+      <w:tblPr>
+        <w:tblW w:type="auto" w:w="0"/>
+        <w:tblLook w:firstColumn="1" w:firstRow="1" w:lastColumn="0" w:lastRow="0" w:noHBand="0" w:noVBand="1" w:val="04A0"/>
+        <w:tblBorders>
+          <w:top w:val="none" w:sz="0" w:color="auto" w:space="0"/>
+          <w:left w:val="none" w:sz="0" w:color="auto" w:space="0"/>
+          <w:bottom w:val="none" w:sz="0" w:color="auto" w:space="0"/>
+          <w:right w:val="none" w:sz="0" w:color="auto" w:space="0"/>
+          <w:insideH w:val="none" w:sz="0" w:color="auto" w:space="0"/>
+          <w:insideV w:val="none" w:sz="0" w:color="auto" w:space="0"/>
+        </w:tblBorders>
+      </w:tblPr>
+      <w:tblGrid>
+        <w:gridCol w:w="8640"/>
+      </w:tblGrid>
       <w:tr>
         <w:tc>
           <w:tcPr>
-            <w:tcW w:type="dxa" w:w="1701"/>
+            <w:tcW w:type="dxa" w:w="8640"/>
+            <w:tcBorders>
+              <w:left w:val="single" w:sz="12" w:color="243554" w:space="0"/>
+            </w:tcBorders>
           </w:tcPr>
           <w:p>
-            <w:r/>
-            <w:r>
-              <w:rPr>
-                <w:sz w:val="18"/>
-              </w:rPr>
-              <w:t>3:30–3:45</w:t>
-            </w:r>
-          </w:p>
-        </w:tc>
-        <w:tc>
-          <w:tcPr>
-            <w:tcW w:type="dxa" w:w="2268"/>
-          </w:tcPr>
-          <w:p>
+            <w:pPr>
+              <w:spacing w:before="120" w:after="40"/>
+            </w:pPr>
             <w:r/>
             <w:r>
               <w:rPr>
                 <w:b/>
+                <w:color w:val="2E74B5"/>
+                <w:sz w:val="20"/>
+              </w:rPr>
+              <w:t>TEACHER DOES</w:t>
+            </w:r>
+          </w:p>
+          <w:p>
+            <w:pPr>
+              <w:spacing w:before="20" w:after="20"/>
+            </w:pPr>
+            <w:r>
+              <w:rPr>
+                <w:sz w:val="20"/>
+              </w:rPr>
+              <w:t>•  Phase 1 (15 min): Students write 150–200 words on a topic of their choice (professional email, blog intro, LinkedIn post, cover letter paragraph—anything they’d actually write at work).</w:t>
+            </w:r>
+          </w:p>
+          <w:p>
+            <w:pPr>
+              <w:spacing w:before="20" w:after="20"/>
+            </w:pPr>
+            <w:r>
+              <w:rPr>
+                <w:sz w:val="20"/>
+              </w:rPr>
+              <w:t>•  No AI.</w:t>
+            </w:r>
+          </w:p>
+          <w:p>
+            <w:pPr>
+              <w:spacing w:before="20" w:after="20"/>
+            </w:pPr>
+            <w:r>
+              <w:rPr>
+                <w:sz w:val="20"/>
+              </w:rPr>
+              <w:t xml:space="preserve">•  </w:t>
+            </w:r>
+            <w:r>
+              <w:rPr>
+                <w:sz w:val="20"/>
+              </w:rPr>
+              <w:t xml:space="preserve">Phase 2 (10 min): Ask AI to </w:t>
+            </w:r>
+            <w:r>
+              <w:rPr>
+                <w:i/>
+                <w:sz w:val="20"/>
+              </w:rPr>
+              <w:t>“improve”</w:t>
+            </w:r>
+            <w:r>
+              <w:rPr>
+                <w:sz w:val="20"/>
+              </w:rPr>
+              <w:t xml:space="preserve"> their writing.</w:t>
+            </w:r>
+          </w:p>
+          <w:p>
+            <w:pPr>
+              <w:spacing w:before="20" w:after="20"/>
+            </w:pPr>
+            <w:r>
+              <w:rPr>
+                <w:sz w:val="20"/>
+              </w:rPr>
+              <w:t>•  Then ask AI to help at only one stage (brainstorm, outline, or edit—student picks).</w:t>
+            </w:r>
+          </w:p>
+          <w:p>
+            <w:pPr>
+              <w:spacing w:before="20" w:after="20"/>
+            </w:pPr>
+            <w:r>
+              <w:rPr>
+                <w:sz w:val="20"/>
+              </w:rPr>
+              <w:t>•  Compare three versions: original, AI-improved, and stage-specific collaboration.</w:t>
+            </w:r>
+          </w:p>
+          <w:p>
+            <w:pPr>
+              <w:spacing w:before="20" w:after="20"/>
+            </w:pPr>
+            <w:r>
+              <w:rPr>
+                <w:sz w:val="20"/>
+              </w:rPr>
+              <w:t>•  Phase 3 (10 min): Pair up.</w:t>
+            </w:r>
+          </w:p>
+          <w:p>
+            <w:pPr>
+              <w:spacing w:before="20" w:after="20"/>
+            </w:pPr>
+            <w:r>
+              <w:rPr>
+                <w:sz w:val="20"/>
+              </w:rPr>
+              <w:t>•  Each person reads their partner’s three versions.</w:t>
+            </w:r>
+          </w:p>
+          <w:p>
+            <w:pPr>
+              <w:spacing w:before="20" w:after="20"/>
+            </w:pPr>
+            <w:r>
+              <w:rPr>
+                <w:sz w:val="20"/>
+              </w:rPr>
+              <w:t xml:space="preserve">•  </w:t>
+            </w:r>
+            <w:r>
+              <w:rPr>
+                <w:sz w:val="20"/>
+              </w:rPr>
+              <w:t xml:space="preserve">Which is </w:t>
+            </w:r>
+            <w:r>
+              <w:rPr>
+                <w:i/>
+                <w:sz w:val="20"/>
+              </w:rPr>
+              <w:t>“most them”</w:t>
+            </w:r>
+            <w:r>
+              <w:rPr>
+                <w:sz w:val="20"/>
+              </w:rPr>
+              <w:t>?</w:t>
+            </w:r>
+          </w:p>
+          <w:p>
+            <w:pPr>
+              <w:spacing w:before="20" w:after="20"/>
+            </w:pPr>
+            <w:r>
+              <w:rPr>
+                <w:sz w:val="20"/>
+              </w:rPr>
+              <w:t>•  Which is best?</w:t>
+            </w:r>
+          </w:p>
+          <w:p>
+            <w:pPr>
+              <w:spacing w:before="20" w:after="20"/>
+            </w:pPr>
+            <w:r>
+              <w:rPr>
+                <w:sz w:val="20"/>
+              </w:rPr>
+              <w:t>•  Are those the same version?</w:t>
+            </w:r>
+          </w:p>
+          <w:p>
+            <w:pPr>
+              <w:spacing w:before="20" w:after="20"/>
+            </w:pPr>
+            <w:r>
+              <w:rPr>
+                <w:sz w:val="20"/>
+              </w:rPr>
+              <w:t>•  Phase 4 (10 min): 3–4 students share insights with the group.</w:t>
+            </w:r>
+          </w:p>
+          <w:p>
+            <w:pPr>
+              <w:spacing w:before="20" w:after="20"/>
+            </w:pPr>
+            <w:r>
+              <w:rPr>
+                <w:sz w:val="20"/>
+              </w:rPr>
+              <w:t>•  Instructor frames the key takeaway: AI is most useful as a collaborator at specific stages, not as a replacement for your voice.</w:t>
+            </w:r>
+          </w:p>
+          <w:p>
+            <w:pPr>
+              <w:spacing w:before="80" w:after="120"/>
+            </w:pPr>
+            <w:r>
+              <w:rPr>
+                <w:b/>
+                <w:color w:val="2D7D2D"/>
                 <w:sz w:val="18"/>
               </w:rPr>
-              <w:t>Break</w:t>
+              <w:t xml:space="preserve">✓ CHECK:  </w:t>
             </w:r>
-          </w:p>
-        </w:tc>
-        <w:tc>
-          <w:tcPr>
-            <w:tcW w:type="dxa" w:w="5669"/>
-          </w:tcPr>
-          <w:p>
-            <w:r/>
             <w:r>
               <w:rPr>
-                <w:sz w:val="16"/>
+                <w:i/>
+                <w:color w:val="2D7D2D"/>
+                <w:sz w:val="18"/>
               </w:rPr>
+              <w:t>Quick pulse check: thumbs up if confident, sideways if unsure, down if lost.</w:t>
             </w:r>
           </w:p>
         </w:tc>
       </w:tr>
+    </w:tbl>
+    <w:p>
+      <w:pPr>
+        <w:spacing w:before="0" w:after="40"/>
+      </w:pPr>
+    </w:p>
+    <w:tbl>
+      <w:tblPr>
+        <w:tblW w:type="auto" w:w="0"/>
+        <w:tblLook w:firstColumn="1" w:firstRow="1" w:lastColumn="0" w:lastRow="0" w:noHBand="0" w:noVBand="1" w:val="04A0"/>
+        <w:tblBorders>
+          <w:top w:val="none" w:sz="0" w:color="auto" w:space="0"/>
+          <w:left w:val="none" w:sz="0" w:color="auto" w:space="0"/>
+          <w:bottom w:val="none" w:sz="0" w:color="auto" w:space="0"/>
+          <w:right w:val="none" w:sz="0" w:color="auto" w:space="0"/>
+          <w:insideH w:val="none" w:sz="0" w:color="auto" w:space="0"/>
+          <w:insideV w:val="none" w:sz="0" w:color="auto" w:space="0"/>
+        </w:tblBorders>
+      </w:tblPr>
+      <w:tblGrid>
+        <w:gridCol w:w="8640"/>
+      </w:tblGrid>
       <w:tr>
         <w:tc>
           <w:tcPr>
-            <w:tcW w:type="dxa" w:w="1701"/>
+            <w:tcW w:type="dxa" w:w="8640"/>
+            <w:shd w:fill="D9E2F3" w:val="clear" w:color="auto"/>
           </w:tcPr>
           <w:p>
-            <w:r/>
-            <w:r>
-              <w:rPr>
-                <w:sz w:val="18"/>
-              </w:rPr>
-              <w:t>3:45–4:15</w:t>
-            </w:r>
-          </w:p>
-        </w:tc>
-        <w:tc>
-          <w:tcPr>
-            <w:tcW w:type="dxa" w:w="2268"/>
-          </w:tcPr>
-          <w:p>
+            <w:pPr>
+              <w:spacing w:before="80" w:after="80"/>
+              <w:jc w:val="center"/>
+            </w:pPr>
             <w:r/>
             <w:r>
               <w:rPr>
                 <w:b/>
-                <w:sz w:val="18"/>
+                <w:color w:val="243554"/>
+                <w:sz w:val="20"/>
               </w:rPr>
-              <w:t>Presentation Builder</w:t>
-            </w:r>
-          </w:p>
-        </w:tc>
-        <w:tc>
-          <w:tcPr>
-            <w:tcW w:type="dxa" w:w="5669"/>
-          </w:tcPr>
-          <w:p>
-            <w:r/>
-            <w:r>
-              <w:rPr>
-                <w:sz w:val="16"/>
-              </w:rPr>
-              <w:t>Format: Hands-on, individual.</w:t>
-              <w:br/>
-              <w:t>Build a 10-slide presentation in 30 minutes using Gamma. Topic: pitch your current employer or school on adopting one AI tool. Gamma’s AI-assisted generation makes 10 slides in 30 minutes feasible, but set expectations: the first draft is AI-generated, and students should spend at least 10 minutes customizing and improving it.</w:t>
-              <w:br/>
-              <w:t>Pacing: Gamma orientation (for new users) = 5 min. Generate initial deck with AI = 5 min. Customize, edit, and improve = 15 min. Save and note what worked = 5 min.</w:t>
-            </w:r>
-          </w:p>
-        </w:tc>
-      </w:tr>
-      <w:tr>
-        <w:tc>
-          <w:tcPr>
-            <w:tcW w:type="dxa" w:w="1701"/>
-          </w:tcPr>
-          <w:p>
-            <w:r/>
-            <w:r>
-              <w:rPr>
-                <w:sz w:val="18"/>
-              </w:rPr>
-              <w:t>4:15–5:10</w:t>
-            </w:r>
-          </w:p>
-        </w:tc>
-        <w:tc>
-          <w:tcPr>
-            <w:tcW w:type="dxa" w:w="2268"/>
-          </w:tcPr>
-          <w:p>
-            <w:r/>
-            <w:r>
-              <w:rPr>
-                <w:b/>
-                <w:sz w:val="18"/>
-              </w:rPr>
-              <w:t>Build Something in 50 Minutes</w:t>
-            </w:r>
-          </w:p>
-        </w:tc>
-        <w:tc>
-          <w:tcPr>
-            <w:tcW w:type="dxa" w:w="5669"/>
-          </w:tcPr>
-          <w:p>
-            <w:r/>
-            <w:r>
-              <w:rPr>
-                <w:sz w:val="16"/>
-              </w:rPr>
-              <w:t>Format: Individual, self-directed.</w:t>
-              <w:br/>
-              <w:t>Use Claude or ChatGPT to build a working mini-tool: tip calculator, quiz, personal website, unit converter, or anything the student chooses. Provide 5 example project prompts for students who don’t know what to build. Instructor circulates for troubleshooting. The skill being practiced: directing AI to build something functional, not writing code yourself.</w:t>
-              <w:br/>
-              <w:t>Pacing: Choose project + initial prompt = 5 min. Iterative building = 40 min. Test and document = 10 min. Students who finish early can help peers—this creates natural peer teaching.</w:t>
-            </w:r>
-          </w:p>
-        </w:tc>
-      </w:tr>
-      <w:tr>
-        <w:tc>
-          <w:tcPr>
-            <w:tcW w:type="dxa" w:w="1701"/>
-          </w:tcPr>
-          <w:p>
-            <w:r/>
-            <w:r>
-              <w:rPr>
-                <w:sz w:val="18"/>
-              </w:rPr>
-              <w:t>5:10–5:30</w:t>
-            </w:r>
-          </w:p>
-        </w:tc>
-        <w:tc>
-          <w:tcPr>
-            <w:tcW w:type="dxa" w:w="2268"/>
-          </w:tcPr>
-          <w:p>
-            <w:r/>
-            <w:r>
-              <w:rPr>
-                <w:b/>
-                <w:sz w:val="18"/>
-              </w:rPr>
-              <w:t>Show &amp; Tell</w:t>
-            </w:r>
-          </w:p>
-        </w:tc>
-        <w:tc>
-          <w:tcPr>
-            <w:tcW w:type="dxa" w:w="5669"/>
-          </w:tcPr>
-          <w:p>
-            <w:r/>
-            <w:r>
-              <w:rPr>
-                <w:sz w:val="16"/>
-              </w:rPr>
-              <w:t>Format: Presentations, full group.</w:t>
-              <w:br/>
-              <w:t>5–6 volunteers demo what they built (any artifact from today, not just the mini-tool). 2–3 minutes per person. Group discusses what surprised them. Prioritize variety—one data analysis, one visual, one presentation, one mini-tool.</w:t>
-              <w:br/>
-              <w:t>Pacing: 5–6 presentations × 3 min each = 15–18 min. Buffer = 2–5 min.</w:t>
-            </w:r>
-          </w:p>
-        </w:tc>
-      </w:tr>
-      <w:tr>
-        <w:tc>
-          <w:tcPr>
-            <w:tcW w:type="dxa" w:w="1701"/>
-          </w:tcPr>
-          <w:p>
-            <w:r/>
-            <w:r>
-              <w:rPr>
-                <w:sz w:val="18"/>
-              </w:rPr>
-              <w:t>5:30–5:45</w:t>
-            </w:r>
-          </w:p>
-        </w:tc>
-        <w:tc>
-          <w:tcPr>
-            <w:tcW w:type="dxa" w:w="2268"/>
-          </w:tcPr>
-          <w:p>
-            <w:r/>
-            <w:r>
-              <w:rPr>
-                <w:b/>
-                <w:sz w:val="18"/>
-              </w:rPr>
-              <w:t>Day 2 Wrap + Mid-Week Assignment Briefing</w:t>
-            </w:r>
-          </w:p>
-        </w:tc>
-        <w:tc>
-          <w:tcPr>
-            <w:tcW w:type="dxa" w:w="5669"/>
-          </w:tcPr>
-          <w:p>
-            <w:r/>
-            <w:r>
-              <w:rPr>
-                <w:sz w:val="16"/>
-              </w:rPr>
-              <w:t>Do NOT rush the mid-week assignment briefing. This is a structured, multi-part assignment and students need to understand it clearly. Walk through the template on screen. Show one completed example. Answer questions. If this runs to 5:50, that’s acceptable.</w:t>
-              <w:br/>
-              <w:t>Pacing: Day 2 reflection (quick 1-2-1: 1 highlight, 2 tools you’ll use this week, 1 thing that confused you) = 5 min. Mid-week assignment walkthrough = 8 min. Questions = 2 min.</w:t>
+              <w:t>1:00–2:00  |  Lunch  |  60 min</w:t>
             </w:r>
           </w:p>
         </w:tc>
@@ -1089,22 +1766,1367 @@
         <w:pStyle w:val="Heading2"/>
       </w:pPr>
       <w:r>
-        <w:t>TEACHER NOTES</w:t>
+        <w:rPr>
+          <w:color w:val="243554"/>
+        </w:rPr>
+        <w:t>AFTERNOON BLOCK  (2:00–5:45)</w:t>
+      </w:r>
+    </w:p>
+    <w:tbl>
+      <w:tblPr>
+        <w:tblW w:type="auto" w:w="0"/>
+        <w:tblLook w:firstColumn="1" w:firstRow="1" w:lastColumn="0" w:lastRow="0" w:noHBand="0" w:noVBand="1" w:val="04A0"/>
+        <w:tblBorders>
+          <w:top w:val="none" w:sz="0" w:color="auto" w:space="0"/>
+          <w:left w:val="none" w:sz="0" w:color="auto" w:space="0"/>
+          <w:bottom w:val="none" w:sz="0" w:color="auto" w:space="0"/>
+          <w:right w:val="none" w:sz="0" w:color="auto" w:space="0"/>
+          <w:insideH w:val="none" w:sz="0" w:color="auto" w:space="0"/>
+          <w:insideV w:val="none" w:sz="0" w:color="auto" w:space="0"/>
+        </w:tblBorders>
+      </w:tblPr>
+      <w:tblGrid>
+        <w:gridCol w:w="8640"/>
+      </w:tblGrid>
+      <w:tr>
+        <w:tc>
+          <w:tcPr>
+            <w:tcW w:type="dxa" w:w="8640"/>
+            <w:shd w:fill="243554" w:val="clear" w:color="auto"/>
+          </w:tcPr>
+          <w:p>
+            <w:r/>
+            <w:r>
+              <w:rPr>
+                <w:b/>
+                <w:color w:val="FFFFFF"/>
+                <w:sz w:val="22"/>
+              </w:rPr>
+              <w:t>2:00–2:40</w:t>
+            </w:r>
+            <w:r>
+              <w:rPr>
+                <w:b/>
+                <w:color w:val="FFFFFF"/>
+                <w:sz w:val="22"/>
+              </w:rPr>
+              <w:t xml:space="preserve">    Data Analysis with AI</w:t>
+            </w:r>
+            <w:r>
+              <w:rPr>
+                <w:color w:val="FFFFFF"/>
+                <w:sz w:val="20"/>
+              </w:rPr>
+              <w:t xml:space="preserve">    (40 min)</w:t>
+            </w:r>
+          </w:p>
+          <w:p>
+            <w:pPr>
+              <w:spacing w:before="0" w:after="40"/>
+            </w:pPr>
+            <w:r>
+              <w:rPr>
+                <w:i/>
+                <w:color w:val="FFFFFF"/>
+                <w:sz w:val="18"/>
+              </w:rPr>
+              <w:t>Individual, instructor-guided  |  GRR: We Do → You Do</w:t>
+            </w:r>
+          </w:p>
+        </w:tc>
+      </w:tr>
+    </w:tbl>
+    <w:tbl>
+      <w:tblPr>
+        <w:tblW w:type="auto" w:w="0"/>
+        <w:tblLook w:firstColumn="1" w:firstRow="1" w:lastColumn="0" w:lastRow="0" w:noHBand="0" w:noVBand="1" w:val="04A0"/>
+        <w:tblBorders>
+          <w:top w:val="none" w:sz="0" w:color="auto" w:space="0"/>
+          <w:left w:val="none" w:sz="0" w:color="auto" w:space="0"/>
+          <w:bottom w:val="none" w:sz="0" w:color="auto" w:space="0"/>
+          <w:right w:val="none" w:sz="0" w:color="auto" w:space="0"/>
+          <w:insideH w:val="none" w:sz="0" w:color="auto" w:space="0"/>
+          <w:insideV w:val="none" w:sz="0" w:color="auto" w:space="0"/>
+        </w:tblBorders>
+      </w:tblPr>
+      <w:tblGrid>
+        <w:gridCol w:w="8640"/>
+      </w:tblGrid>
+      <w:tr>
+        <w:tc>
+          <w:tcPr>
+            <w:tcW w:type="dxa" w:w="8640"/>
+            <w:tcBorders>
+              <w:left w:val="single" w:sz="12" w:color="243554" w:space="0"/>
+            </w:tcBorders>
+          </w:tcPr>
+          <w:p>
+            <w:pPr>
+              <w:spacing w:before="120" w:after="40"/>
+            </w:pPr>
+            <w:r/>
+            <w:r>
+              <w:rPr>
+                <w:b/>
+                <w:color w:val="2E74B5"/>
+                <w:sz w:val="20"/>
+              </w:rPr>
+              <w:t>TEACHER DOES</w:t>
+            </w:r>
+          </w:p>
+          <w:p>
+            <w:pPr>
+              <w:spacing w:before="20" w:after="20"/>
+            </w:pPr>
+            <w:r>
+              <w:rPr>
+                <w:sz w:val="20"/>
+              </w:rPr>
+              <w:t>•  Upload to Claude or ChatGPT.</w:t>
+            </w:r>
+          </w:p>
+          <w:p>
+            <w:pPr>
+              <w:spacing w:before="20" w:after="20"/>
+            </w:pPr>
+            <w:r>
+              <w:rPr>
+                <w:sz w:val="20"/>
+              </w:rPr>
+              <w:t>•  Prompt: “Analyze this data.</w:t>
+            </w:r>
+          </w:p>
+          <w:p>
+            <w:pPr>
+              <w:spacing w:before="20" w:after="20"/>
+            </w:pPr>
+            <w:r>
+              <w:rPr>
+                <w:sz w:val="20"/>
+              </w:rPr>
+              <w:t>•  What are the 3 most interesting findings?</w:t>
+            </w:r>
+          </w:p>
+          <w:p>
+            <w:pPr>
+              <w:spacing w:before="20" w:after="20"/>
+            </w:pPr>
+            <w:r>
+              <w:rPr>
+                <w:sz w:val="20"/>
+              </w:rPr>
+              <w:t>•  Create a summary I could present to my boss.” Then iterate: ask for a specific chart description, a comparison, or a trend analysis.</w:t>
+            </w:r>
+          </w:p>
+          <w:p>
+            <w:pPr>
+              <w:spacing w:before="20" w:after="20"/>
+            </w:pPr>
+            <w:r>
+              <w:rPr>
+                <w:sz w:val="20"/>
+              </w:rPr>
+              <w:t>•  Final output: a 1-paragraph summary of insights with supporting data points.</w:t>
+            </w:r>
+          </w:p>
+          <w:p>
+            <w:pPr>
+              <w:spacing w:before="120" w:after="40"/>
+            </w:pPr>
+            <w:r>
+              <w:rPr>
+                <w:b/>
+                <w:color w:val="2E74B5"/>
+                <w:sz w:val="20"/>
+              </w:rPr>
+              <w:t>STUDENTS DO</w:t>
+            </w:r>
+          </w:p>
+          <w:p>
+            <w:pPr>
+              <w:spacing w:before="20" w:after="20"/>
+            </w:pPr>
+            <w:r>
+              <w:rPr>
+                <w:sz w:val="20"/>
+              </w:rPr>
+              <w:t>•  Each student receives a small CSV relevant to their country (pre-prepared: local business data, survey results, or economic indicators).</w:t>
+            </w:r>
+          </w:p>
+          <w:p>
+            <w:pPr>
+              <w:spacing w:before="120" w:after="40"/>
+            </w:pPr>
+            <w:r>
+              <w:rPr>
+                <w:b/>
+                <w:color w:val="7F7F7F"/>
+                <w:sz w:val="18"/>
+              </w:rPr>
+              <w:t xml:space="preserve">⏱ PACING:  </w:t>
+            </w:r>
+            <w:r>
+              <w:rPr>
+                <w:color w:val="7F7F7F"/>
+                <w:sz w:val="18"/>
+              </w:rPr>
+              <w:t>Distribute CSV + explain exercise = 5 min. Upload and first analysis prompt = 10 min. Iterate with 2–3 follow-up prompts = 10 min. Write summary paragraph = 10 min. 2–3 students share findings = 5 min.</w:t>
+            </w:r>
+          </w:p>
+          <w:p>
+            <w:pPr>
+              <w:spacing w:before="80" w:after="40"/>
+            </w:pPr>
+            <w:r>
+              <w:rPr>
+                <w:b/>
+                <w:color w:val="806000"/>
+                <w:sz w:val="18"/>
+              </w:rPr>
+              <w:t xml:space="preserve">💡 TEACHER TIP:  </w:t>
+            </w:r>
+            <w:r>
+              <w:rPr>
+                <w:i/>
+                <w:color w:val="806000"/>
+                <w:sz w:val="18"/>
+              </w:rPr>
+              <w:t>Pre-test all CSVs with both Claude and ChatGPT. Ensure they produce interesting results. Have a backup CSV ready in case a student’s file doesn’t upload correctly.</w:t>
+            </w:r>
+          </w:p>
+          <w:p>
+            <w:pPr>
+              <w:spacing w:before="80" w:after="120"/>
+            </w:pPr>
+            <w:r>
+              <w:rPr>
+                <w:b/>
+                <w:color w:val="2D7D2D"/>
+                <w:sz w:val="18"/>
+              </w:rPr>
+              <w:t xml:space="preserve">✓ CHECK:  </w:t>
+            </w:r>
+            <w:r>
+              <w:rPr>
+                <w:i/>
+                <w:color w:val="2D7D2D"/>
+                <w:sz w:val="18"/>
+              </w:rPr>
+              <w:t>Quick pulse check: thumbs up if confident, sideways if unsure, down if lost.</w:t>
+            </w:r>
+          </w:p>
+        </w:tc>
+      </w:tr>
+    </w:tbl>
+    <w:p>
+      <w:pPr>
+        <w:spacing w:before="0" w:after="40"/>
+      </w:pPr>
+    </w:p>
+    <w:tbl>
+      <w:tblPr>
+        <w:tblW w:type="auto" w:w="0"/>
+        <w:tblLook w:firstColumn="1" w:firstRow="1" w:lastColumn="0" w:lastRow="0" w:noHBand="0" w:noVBand="1" w:val="04A0"/>
+        <w:tblBorders>
+          <w:top w:val="none" w:sz="0" w:color="auto" w:space="0"/>
+          <w:left w:val="none" w:sz="0" w:color="auto" w:space="0"/>
+          <w:bottom w:val="none" w:sz="0" w:color="auto" w:space="0"/>
+          <w:right w:val="none" w:sz="0" w:color="auto" w:space="0"/>
+          <w:insideH w:val="none" w:sz="0" w:color="auto" w:space="0"/>
+          <w:insideV w:val="none" w:sz="0" w:color="auto" w:space="0"/>
+        </w:tblBorders>
+      </w:tblPr>
+      <w:tblGrid>
+        <w:gridCol w:w="8640"/>
+      </w:tblGrid>
+      <w:tr>
+        <w:tc>
+          <w:tcPr>
+            <w:tcW w:type="dxa" w:w="8640"/>
+            <w:shd w:fill="243554" w:val="clear" w:color="auto"/>
+          </w:tcPr>
+          <w:p>
+            <w:r/>
+            <w:r>
+              <w:rPr>
+                <w:b/>
+                <w:color w:val="FFFFFF"/>
+                <w:sz w:val="22"/>
+              </w:rPr>
+              <w:t>2:40–3:30</w:t>
+            </w:r>
+            <w:r>
+              <w:rPr>
+                <w:b/>
+                <w:color w:val="FFFFFF"/>
+                <w:sz w:val="22"/>
+              </w:rPr>
+              <w:t xml:space="preserve">    Image Generation + Client Brief</w:t>
+            </w:r>
+            <w:r>
+              <w:rPr>
+                <w:color w:val="FFFFFF"/>
+                <w:sz w:val="20"/>
+              </w:rPr>
+              <w:t xml:space="preserve">    (50 min)</w:t>
+            </w:r>
+          </w:p>
+          <w:p>
+            <w:pPr>
+              <w:spacing w:before="0" w:after="40"/>
+            </w:pPr>
+            <w:r>
+              <w:rPr>
+                <w:i/>
+                <w:color w:val="FFFFFF"/>
+                <w:sz w:val="18"/>
+              </w:rPr>
+              <w:t>Instructor demo → guided practice → individual production  |  GRR: I Do → We Do → You Do</w:t>
+            </w:r>
+          </w:p>
+        </w:tc>
+      </w:tr>
+    </w:tbl>
+    <w:tbl>
+      <w:tblPr>
+        <w:tblW w:type="auto" w:w="0"/>
+        <w:tblLook w:firstColumn="1" w:firstRow="1" w:lastColumn="0" w:lastRow="0" w:noHBand="0" w:noVBand="1" w:val="04A0"/>
+        <w:tblBorders>
+          <w:top w:val="none" w:sz="0" w:color="auto" w:space="0"/>
+          <w:left w:val="none" w:sz="0" w:color="auto" w:space="0"/>
+          <w:bottom w:val="none" w:sz="0" w:color="auto" w:space="0"/>
+          <w:right w:val="none" w:sz="0" w:color="auto" w:space="0"/>
+          <w:insideH w:val="none" w:sz="0" w:color="auto" w:space="0"/>
+          <w:insideV w:val="none" w:sz="0" w:color="auto" w:space="0"/>
+        </w:tblBorders>
+      </w:tblPr>
+      <w:tblGrid>
+        <w:gridCol w:w="8640"/>
+      </w:tblGrid>
+      <w:tr>
+        <w:tc>
+          <w:tcPr>
+            <w:tcW w:type="dxa" w:w="8640"/>
+            <w:tcBorders>
+              <w:left w:val="single" w:sz="12" w:color="243554" w:space="0"/>
+            </w:tcBorders>
+          </w:tcPr>
+          <w:p>
+            <w:pPr>
+              <w:spacing w:before="120" w:after="40"/>
+            </w:pPr>
+            <w:r/>
+            <w:r>
+              <w:rPr>
+                <w:b/>
+                <w:color w:val="2E74B5"/>
+                <w:sz w:val="20"/>
+              </w:rPr>
+              <w:t>TEACHER DOES</w:t>
+            </w:r>
+          </w:p>
+          <w:p>
+            <w:pPr>
+              <w:spacing w:before="20" w:after="20"/>
+            </w:pPr>
+            <w:r>
+              <w:rPr>
+                <w:sz w:val="20"/>
+              </w:rPr>
+              <w:t>•  Part 1 — DALL-E Introduction (15 min): Instructor demos prompting with precision: style keywords, composition instructions, iteration.</w:t>
+            </w:r>
+          </w:p>
+          <w:p>
+            <w:pPr>
+              <w:spacing w:before="20" w:after="20"/>
+            </w:pPr>
+            <w:r>
+              <w:rPr>
+                <w:sz w:val="20"/>
+              </w:rPr>
+              <w:t>•  Show 2–3 examples of how specificity changes output.</w:t>
+            </w:r>
+          </w:p>
+          <w:p>
+            <w:pPr>
+              <w:spacing w:before="20" w:after="20"/>
+            </w:pPr>
+            <w:r>
+              <w:rPr>
+                <w:sz w:val="20"/>
+              </w:rPr>
+              <w:t>•  Part 2 — Client Brief (35 min): “You’re a freelancer.</w:t>
+            </w:r>
+          </w:p>
+          <w:p>
+            <w:pPr>
+              <w:spacing w:before="20" w:after="20"/>
+            </w:pPr>
+            <w:r>
+              <w:rPr>
+                <w:sz w:val="20"/>
+              </w:rPr>
+              <w:t>•  Brief: Create social media visuals for a local coffee shop launching delivery.” Produce 3 options with a 1-sentence rationale for each.</w:t>
+            </w:r>
+          </w:p>
+          <w:p>
+            <w:pPr>
+              <w:spacing w:before="120" w:after="40"/>
+            </w:pPr>
+            <w:r>
+              <w:rPr>
+                <w:b/>
+                <w:color w:val="2E74B5"/>
+                <w:sz w:val="20"/>
+              </w:rPr>
+              <w:t>STUDENTS DO</w:t>
+            </w:r>
+          </w:p>
+          <w:p>
+            <w:pPr>
+              <w:spacing w:before="20" w:after="20"/>
+            </w:pPr>
+            <w:r>
+              <w:rPr>
+                <w:sz w:val="20"/>
+              </w:rPr>
+              <w:t>•  Students generate their first image.</w:t>
+            </w:r>
+          </w:p>
+          <w:p>
+            <w:pPr>
+              <w:spacing w:before="20" w:after="20"/>
+            </w:pPr>
+            <w:r>
+              <w:rPr>
+                <w:sz w:val="20"/>
+              </w:rPr>
+              <w:t>•  Students present their best option to a partner for feedback.</w:t>
+            </w:r>
+          </w:p>
+          <w:p>
+            <w:pPr>
+              <w:spacing w:before="120" w:after="40"/>
+            </w:pPr>
+            <w:r>
+              <w:rPr>
+                <w:b/>
+                <w:color w:val="7F7F7F"/>
+                <w:sz w:val="18"/>
+              </w:rPr>
+              <w:t xml:space="preserve">⏱ PACING:  </w:t>
+            </w:r>
+            <w:r>
+              <w:rPr>
+                <w:color w:val="7F7F7F"/>
+                <w:sz w:val="18"/>
+              </w:rPr>
+              <w:t>DALL-E demo = 8 min. First student-generated image = 7 min. Client brief: read + plan = 5 min. Generate 3 options with iteration = 20 min. Write rationales + partner feedback = 10 min.</w:t>
+            </w:r>
+          </w:p>
+          <w:p>
+            <w:pPr>
+              <w:spacing w:before="80" w:after="120"/>
+            </w:pPr>
+            <w:r>
+              <w:rPr>
+                <w:b/>
+                <w:color w:val="2D7D2D"/>
+                <w:sz w:val="18"/>
+              </w:rPr>
+              <w:t xml:space="preserve">✓ CHECK:  </w:t>
+            </w:r>
+            <w:r>
+              <w:rPr>
+                <w:i/>
+                <w:color w:val="2D7D2D"/>
+                <w:sz w:val="18"/>
+              </w:rPr>
+              <w:t>Quick pulse check: thumbs up if confident, sideways if unsure, down if lost.</w:t>
+            </w:r>
+          </w:p>
+        </w:tc>
+      </w:tr>
+    </w:tbl>
+    <w:p>
+      <w:pPr>
+        <w:spacing w:before="0" w:after="40"/>
+      </w:pPr>
+    </w:p>
+    <w:tbl>
+      <w:tblPr>
+        <w:tblW w:type="auto" w:w="0"/>
+        <w:tblLook w:firstColumn="1" w:firstRow="1" w:lastColumn="0" w:lastRow="0" w:noHBand="0" w:noVBand="1" w:val="04A0"/>
+        <w:tblBorders>
+          <w:top w:val="none" w:sz="0" w:color="auto" w:space="0"/>
+          <w:left w:val="none" w:sz="0" w:color="auto" w:space="0"/>
+          <w:bottom w:val="none" w:sz="0" w:color="auto" w:space="0"/>
+          <w:right w:val="none" w:sz="0" w:color="auto" w:space="0"/>
+          <w:insideH w:val="none" w:sz="0" w:color="auto" w:space="0"/>
+          <w:insideV w:val="none" w:sz="0" w:color="auto" w:space="0"/>
+        </w:tblBorders>
+      </w:tblPr>
+      <w:tblGrid>
+        <w:gridCol w:w="8640"/>
+      </w:tblGrid>
+      <w:tr>
+        <w:tc>
+          <w:tcPr>
+            <w:tcW w:type="dxa" w:w="8640"/>
+            <w:shd w:fill="D9E2F3" w:val="clear" w:color="auto"/>
+          </w:tcPr>
+          <w:p>
+            <w:pPr>
+              <w:spacing w:before="80" w:after="80"/>
+              <w:jc w:val="center"/>
+            </w:pPr>
+            <w:r/>
+            <w:r>
+              <w:rPr>
+                <w:b/>
+                <w:color w:val="243554"/>
+                <w:sz w:val="20"/>
+              </w:rPr>
+              <w:t>3:30–3:45  |  Break  |  15 min</w:t>
+            </w:r>
+          </w:p>
+        </w:tc>
+      </w:tr>
+    </w:tbl>
+    <w:tbl>
+      <w:tblPr>
+        <w:tblW w:type="auto" w:w="0"/>
+        <w:tblLook w:firstColumn="1" w:firstRow="1" w:lastColumn="0" w:lastRow="0" w:noHBand="0" w:noVBand="1" w:val="04A0"/>
+        <w:tblBorders>
+          <w:top w:val="none" w:sz="0" w:color="auto" w:space="0"/>
+          <w:left w:val="none" w:sz="0" w:color="auto" w:space="0"/>
+          <w:bottom w:val="none" w:sz="0" w:color="auto" w:space="0"/>
+          <w:right w:val="none" w:sz="0" w:color="auto" w:space="0"/>
+          <w:insideH w:val="none" w:sz="0" w:color="auto" w:space="0"/>
+          <w:insideV w:val="none" w:sz="0" w:color="auto" w:space="0"/>
+        </w:tblBorders>
+      </w:tblPr>
+      <w:tblGrid>
+        <w:gridCol w:w="8640"/>
+      </w:tblGrid>
+      <w:tr>
+        <w:tc>
+          <w:tcPr>
+            <w:tcW w:type="dxa" w:w="8640"/>
+            <w:shd w:fill="243554" w:val="clear" w:color="auto"/>
+          </w:tcPr>
+          <w:p>
+            <w:r/>
+            <w:r>
+              <w:rPr>
+                <w:b/>
+                <w:color w:val="FFFFFF"/>
+                <w:sz w:val="22"/>
+              </w:rPr>
+              <w:t>3:45–4:15</w:t>
+            </w:r>
+            <w:r>
+              <w:rPr>
+                <w:b/>
+                <w:color w:val="FFFFFF"/>
+                <w:sz w:val="22"/>
+              </w:rPr>
+              <w:t xml:space="preserve">    Presentation Builder</w:t>
+            </w:r>
+            <w:r>
+              <w:rPr>
+                <w:color w:val="FFFFFF"/>
+                <w:sz w:val="20"/>
+              </w:rPr>
+              <w:t xml:space="preserve">    (30 min)</w:t>
+            </w:r>
+          </w:p>
+          <w:p>
+            <w:pPr>
+              <w:spacing w:before="0" w:after="40"/>
+            </w:pPr>
+            <w:r>
+              <w:rPr>
+                <w:i/>
+                <w:color w:val="FFFFFF"/>
+                <w:sz w:val="18"/>
+              </w:rPr>
+              <w:t>Hands-on, individual  |  GRR: You Do</w:t>
+            </w:r>
+          </w:p>
+        </w:tc>
+      </w:tr>
+    </w:tbl>
+    <w:tbl>
+      <w:tblPr>
+        <w:tblW w:type="auto" w:w="0"/>
+        <w:tblLook w:firstColumn="1" w:firstRow="1" w:lastColumn="0" w:lastRow="0" w:noHBand="0" w:noVBand="1" w:val="04A0"/>
+        <w:tblBorders>
+          <w:top w:val="none" w:sz="0" w:color="auto" w:space="0"/>
+          <w:left w:val="none" w:sz="0" w:color="auto" w:space="0"/>
+          <w:bottom w:val="none" w:sz="0" w:color="auto" w:space="0"/>
+          <w:right w:val="none" w:sz="0" w:color="auto" w:space="0"/>
+          <w:insideH w:val="none" w:sz="0" w:color="auto" w:space="0"/>
+          <w:insideV w:val="none" w:sz="0" w:color="auto" w:space="0"/>
+        </w:tblBorders>
+      </w:tblPr>
+      <w:tblGrid>
+        <w:gridCol w:w="8640"/>
+      </w:tblGrid>
+      <w:tr>
+        <w:tc>
+          <w:tcPr>
+            <w:tcW w:type="dxa" w:w="8640"/>
+            <w:tcBorders>
+              <w:left w:val="single" w:sz="12" w:color="243554" w:space="0"/>
+            </w:tcBorders>
+          </w:tcPr>
+          <w:p>
+            <w:pPr>
+              <w:spacing w:before="120" w:after="40"/>
+            </w:pPr>
+            <w:r/>
+            <w:r>
+              <w:rPr>
+                <w:b/>
+                <w:color w:val="2E74B5"/>
+                <w:sz w:val="20"/>
+              </w:rPr>
+              <w:t>TEACHER DOES</w:t>
+            </w:r>
+          </w:p>
+          <w:p>
+            <w:pPr>
+              <w:spacing w:before="20" w:after="20"/>
+            </w:pPr>
+            <w:r>
+              <w:rPr>
+                <w:sz w:val="20"/>
+              </w:rPr>
+              <w:t>•  Build a 10-slide presentation in 30 minutes using Gamma.</w:t>
+            </w:r>
+          </w:p>
+          <w:p>
+            <w:pPr>
+              <w:spacing w:before="20" w:after="20"/>
+            </w:pPr>
+            <w:r>
+              <w:rPr>
+                <w:sz w:val="20"/>
+              </w:rPr>
+              <w:t>•  Topic: pitch your current employer or school on adopting one AI tool.</w:t>
+            </w:r>
+          </w:p>
+          <w:p>
+            <w:pPr>
+              <w:spacing w:before="20" w:after="20"/>
+            </w:pPr>
+            <w:r>
+              <w:rPr>
+                <w:sz w:val="20"/>
+              </w:rPr>
+              <w:t>•  Gamma’s AI-assisted generation makes 10 slides in 30 minutes feasible, but set expectations: the first draft is AI-generated, and students should spend at least 10 minutes customizing and improving it.</w:t>
+            </w:r>
+          </w:p>
+          <w:p>
+            <w:pPr>
+              <w:spacing w:before="120" w:after="40"/>
+            </w:pPr>
+            <w:r>
+              <w:rPr>
+                <w:b/>
+                <w:color w:val="7F7F7F"/>
+                <w:sz w:val="18"/>
+              </w:rPr>
+              <w:t xml:space="preserve">⏱ PACING:  </w:t>
+            </w:r>
+            <w:r>
+              <w:rPr>
+                <w:color w:val="7F7F7F"/>
+                <w:sz w:val="18"/>
+              </w:rPr>
+              <w:t>Gamma orientation (for new users) = 5 min. Generate initial deck with AI = 5 min. Customize, edit, and improve = 15 min. Save and note what worked = 5 min.</w:t>
+            </w:r>
+          </w:p>
+          <w:p>
+            <w:pPr>
+              <w:spacing w:before="80" w:after="120"/>
+            </w:pPr>
+            <w:r>
+              <w:rPr>
+                <w:b/>
+                <w:color w:val="2D7D2D"/>
+                <w:sz w:val="18"/>
+              </w:rPr>
+              <w:t xml:space="preserve">✓ CHECK:  </w:t>
+            </w:r>
+            <w:r>
+              <w:rPr>
+                <w:i/>
+                <w:color w:val="2D7D2D"/>
+                <w:sz w:val="18"/>
+              </w:rPr>
+              <w:t>Quick pulse check: thumbs up if confident, sideways if unsure, down if lost.</w:t>
+            </w:r>
+          </w:p>
+        </w:tc>
+      </w:tr>
+    </w:tbl>
+    <w:p>
+      <w:pPr>
+        <w:spacing w:before="0" w:after="40"/>
+      </w:pPr>
+    </w:p>
+    <w:tbl>
+      <w:tblPr>
+        <w:tblW w:type="auto" w:w="0"/>
+        <w:tblLook w:firstColumn="1" w:firstRow="1" w:lastColumn="0" w:lastRow="0" w:noHBand="0" w:noVBand="1" w:val="04A0"/>
+        <w:tblBorders>
+          <w:top w:val="none" w:sz="0" w:color="auto" w:space="0"/>
+          <w:left w:val="none" w:sz="0" w:color="auto" w:space="0"/>
+          <w:bottom w:val="none" w:sz="0" w:color="auto" w:space="0"/>
+          <w:right w:val="none" w:sz="0" w:color="auto" w:space="0"/>
+          <w:insideH w:val="none" w:sz="0" w:color="auto" w:space="0"/>
+          <w:insideV w:val="none" w:sz="0" w:color="auto" w:space="0"/>
+        </w:tblBorders>
+      </w:tblPr>
+      <w:tblGrid>
+        <w:gridCol w:w="8640"/>
+      </w:tblGrid>
+      <w:tr>
+        <w:tc>
+          <w:tcPr>
+            <w:tcW w:type="dxa" w:w="8640"/>
+            <w:shd w:fill="243554" w:val="clear" w:color="auto"/>
+          </w:tcPr>
+          <w:p>
+            <w:r/>
+            <w:r>
+              <w:rPr>
+                <w:b/>
+                <w:color w:val="FFFFFF"/>
+                <w:sz w:val="22"/>
+              </w:rPr>
+              <w:t>4:15–5:10</w:t>
+            </w:r>
+            <w:r>
+              <w:rPr>
+                <w:b/>
+                <w:color w:val="FFFFFF"/>
+                <w:sz w:val="22"/>
+              </w:rPr>
+              <w:t xml:space="preserve">    Build Something in 50 Minutes</w:t>
+            </w:r>
+            <w:r>
+              <w:rPr>
+                <w:color w:val="FFFFFF"/>
+                <w:sz w:val="20"/>
+              </w:rPr>
+              <w:t xml:space="preserve">    (55 min)</w:t>
+            </w:r>
+          </w:p>
+          <w:p>
+            <w:pPr>
+              <w:spacing w:before="0" w:after="40"/>
+            </w:pPr>
+            <w:r>
+              <w:rPr>
+                <w:i/>
+                <w:color w:val="FFFFFF"/>
+                <w:sz w:val="18"/>
+              </w:rPr>
+              <w:t>Individual, self-directed  |  GRR: You Do</w:t>
+            </w:r>
+          </w:p>
+        </w:tc>
+      </w:tr>
+    </w:tbl>
+    <w:tbl>
+      <w:tblPr>
+        <w:tblW w:type="auto" w:w="0"/>
+        <w:tblLook w:firstColumn="1" w:firstRow="1" w:lastColumn="0" w:lastRow="0" w:noHBand="0" w:noVBand="1" w:val="04A0"/>
+        <w:tblBorders>
+          <w:top w:val="none" w:sz="0" w:color="auto" w:space="0"/>
+          <w:left w:val="none" w:sz="0" w:color="auto" w:space="0"/>
+          <w:bottom w:val="none" w:sz="0" w:color="auto" w:space="0"/>
+          <w:right w:val="none" w:sz="0" w:color="auto" w:space="0"/>
+          <w:insideH w:val="none" w:sz="0" w:color="auto" w:space="0"/>
+          <w:insideV w:val="none" w:sz="0" w:color="auto" w:space="0"/>
+        </w:tblBorders>
+      </w:tblPr>
+      <w:tblGrid>
+        <w:gridCol w:w="8640"/>
+      </w:tblGrid>
+      <w:tr>
+        <w:tc>
+          <w:tcPr>
+            <w:tcW w:type="dxa" w:w="8640"/>
+            <w:tcBorders>
+              <w:left w:val="single" w:sz="12" w:color="243554" w:space="0"/>
+            </w:tcBorders>
+          </w:tcPr>
+          <w:p>
+            <w:pPr>
+              <w:spacing w:before="120" w:after="40"/>
+            </w:pPr>
+            <w:r/>
+            <w:r>
+              <w:rPr>
+                <w:b/>
+                <w:color w:val="2E74B5"/>
+                <w:sz w:val="20"/>
+              </w:rPr>
+              <w:t>TEACHER DOES</w:t>
+            </w:r>
+          </w:p>
+          <w:p>
+            <w:pPr>
+              <w:spacing w:before="20" w:after="20"/>
+            </w:pPr>
+            <w:r>
+              <w:rPr>
+                <w:sz w:val="20"/>
+              </w:rPr>
+              <w:t>•  Use Claude or ChatGPT to build a working mini-tool: tip calculator, quiz, personal website, unit converter, or anything the student chooses.</w:t>
+            </w:r>
+          </w:p>
+          <w:p>
+            <w:pPr>
+              <w:spacing w:before="20" w:after="20"/>
+            </w:pPr>
+            <w:r>
+              <w:rPr>
+                <w:sz w:val="20"/>
+              </w:rPr>
+              <w:t>•  Provide 5 example project prompts for students who don’t know what to build.</w:t>
+            </w:r>
+          </w:p>
+          <w:p>
+            <w:pPr>
+              <w:spacing w:before="20" w:after="20"/>
+            </w:pPr>
+            <w:r>
+              <w:rPr>
+                <w:sz w:val="20"/>
+              </w:rPr>
+              <w:t>•  Instructor circulates for troubleshooting.</w:t>
+            </w:r>
+          </w:p>
+          <w:p>
+            <w:pPr>
+              <w:spacing w:before="20" w:after="20"/>
+            </w:pPr>
+            <w:r>
+              <w:rPr>
+                <w:sz w:val="20"/>
+              </w:rPr>
+              <w:t>•  The skill being practiced: directing AI to build something functional, not writing code yourself.</w:t>
+            </w:r>
+          </w:p>
+          <w:p>
+            <w:pPr>
+              <w:spacing w:before="120" w:after="40"/>
+            </w:pPr>
+            <w:r>
+              <w:rPr>
+                <w:b/>
+                <w:color w:val="7F7F7F"/>
+                <w:sz w:val="18"/>
+              </w:rPr>
+              <w:t xml:space="preserve">⏱ PACING:  </w:t>
+            </w:r>
+            <w:r>
+              <w:rPr>
+                <w:color w:val="7F7F7F"/>
+                <w:sz w:val="18"/>
+              </w:rPr>
+              <w:t>Choose project + initial prompt = 5 min. Iterative building = 40 min. Test and document = 10 min. Students who finish early can help peers—this creates natural peer teaching.</w:t>
+            </w:r>
+          </w:p>
+          <w:p>
+            <w:pPr>
+              <w:spacing w:before="80" w:after="120"/>
+            </w:pPr>
+            <w:r>
+              <w:rPr>
+                <w:b/>
+                <w:color w:val="2D7D2D"/>
+                <w:sz w:val="18"/>
+              </w:rPr>
+              <w:t xml:space="preserve">✓ CHECK:  </w:t>
+            </w:r>
+            <w:r>
+              <w:rPr>
+                <w:i/>
+                <w:color w:val="2D7D2D"/>
+                <w:sz w:val="18"/>
+              </w:rPr>
+              <w:t>Quick pulse check: thumbs up if confident, sideways if unsure, down if lost.</w:t>
+            </w:r>
+          </w:p>
+        </w:tc>
+      </w:tr>
+    </w:tbl>
+    <w:p>
+      <w:pPr>
+        <w:spacing w:before="0" w:after="40"/>
+      </w:pPr>
+    </w:p>
+    <w:tbl>
+      <w:tblPr>
+        <w:tblW w:type="auto" w:w="0"/>
+        <w:tblLook w:firstColumn="1" w:firstRow="1" w:lastColumn="0" w:lastRow="0" w:noHBand="0" w:noVBand="1" w:val="04A0"/>
+        <w:tblBorders>
+          <w:top w:val="none" w:sz="0" w:color="auto" w:space="0"/>
+          <w:left w:val="none" w:sz="0" w:color="auto" w:space="0"/>
+          <w:bottom w:val="none" w:sz="0" w:color="auto" w:space="0"/>
+          <w:right w:val="none" w:sz="0" w:color="auto" w:space="0"/>
+          <w:insideH w:val="none" w:sz="0" w:color="auto" w:space="0"/>
+          <w:insideV w:val="none" w:sz="0" w:color="auto" w:space="0"/>
+        </w:tblBorders>
+      </w:tblPr>
+      <w:tblGrid>
+        <w:gridCol w:w="8640"/>
+      </w:tblGrid>
+      <w:tr>
+        <w:tc>
+          <w:tcPr>
+            <w:tcW w:type="dxa" w:w="8640"/>
+            <w:shd w:fill="243554" w:val="clear" w:color="auto"/>
+          </w:tcPr>
+          <w:p>
+            <w:r/>
+            <w:r>
+              <w:rPr>
+                <w:b/>
+                <w:color w:val="FFFFFF"/>
+                <w:sz w:val="22"/>
+              </w:rPr>
+              <w:t>5:10–5:30</w:t>
+            </w:r>
+            <w:r>
+              <w:rPr>
+                <w:b/>
+                <w:color w:val="FFFFFF"/>
+                <w:sz w:val="22"/>
+              </w:rPr>
+              <w:t xml:space="preserve">    Show &amp; Tell</w:t>
+            </w:r>
+            <w:r>
+              <w:rPr>
+                <w:color w:val="FFFFFF"/>
+                <w:sz w:val="20"/>
+              </w:rPr>
+              <w:t xml:space="preserve">    (20 min)</w:t>
+            </w:r>
+          </w:p>
+          <w:p>
+            <w:pPr>
+              <w:spacing w:before="0" w:after="40"/>
+            </w:pPr>
+            <w:r>
+              <w:rPr>
+                <w:i/>
+                <w:color w:val="FFFFFF"/>
+                <w:sz w:val="18"/>
+              </w:rPr>
+              <w:t>Presentations, full group  |  GRR: We Do</w:t>
+            </w:r>
+          </w:p>
+        </w:tc>
+      </w:tr>
+    </w:tbl>
+    <w:tbl>
+      <w:tblPr>
+        <w:tblW w:type="auto" w:w="0"/>
+        <w:tblLook w:firstColumn="1" w:firstRow="1" w:lastColumn="0" w:lastRow="0" w:noHBand="0" w:noVBand="1" w:val="04A0"/>
+        <w:tblBorders>
+          <w:top w:val="none" w:sz="0" w:color="auto" w:space="0"/>
+          <w:left w:val="none" w:sz="0" w:color="auto" w:space="0"/>
+          <w:bottom w:val="none" w:sz="0" w:color="auto" w:space="0"/>
+          <w:right w:val="none" w:sz="0" w:color="auto" w:space="0"/>
+          <w:insideH w:val="none" w:sz="0" w:color="auto" w:space="0"/>
+          <w:insideV w:val="none" w:sz="0" w:color="auto" w:space="0"/>
+        </w:tblBorders>
+      </w:tblPr>
+      <w:tblGrid>
+        <w:gridCol w:w="8640"/>
+      </w:tblGrid>
+      <w:tr>
+        <w:tc>
+          <w:tcPr>
+            <w:tcW w:type="dxa" w:w="8640"/>
+            <w:tcBorders>
+              <w:left w:val="single" w:sz="12" w:color="243554" w:space="0"/>
+            </w:tcBorders>
+          </w:tcPr>
+          <w:p>
+            <w:pPr>
+              <w:spacing w:before="120" w:after="40"/>
+            </w:pPr>
+            <w:r/>
+            <w:r>
+              <w:rPr>
+                <w:b/>
+                <w:color w:val="2E74B5"/>
+                <w:sz w:val="20"/>
+              </w:rPr>
+              <w:t>TEACHER DOES</w:t>
+            </w:r>
+          </w:p>
+          <w:p>
+            <w:pPr>
+              <w:spacing w:before="20" w:after="20"/>
+            </w:pPr>
+            <w:r>
+              <w:rPr>
+                <w:sz w:val="20"/>
+              </w:rPr>
+              <w:t>•  5–6 volunteers demo what they built (any artifact from today, not just the mini-tool). 2–3 minutes per person.</w:t>
+            </w:r>
+          </w:p>
+          <w:p>
+            <w:pPr>
+              <w:spacing w:before="20" w:after="20"/>
+            </w:pPr>
+            <w:r>
+              <w:rPr>
+                <w:sz w:val="20"/>
+              </w:rPr>
+              <w:t>•  Group discusses what surprised them.</w:t>
+            </w:r>
+          </w:p>
+          <w:p>
+            <w:pPr>
+              <w:spacing w:before="20" w:after="20"/>
+            </w:pPr>
+            <w:r>
+              <w:rPr>
+                <w:sz w:val="20"/>
+              </w:rPr>
+              <w:t>•  Prioritize variety—one data analysis, one visual, one presentation, one mini-tool.</w:t>
+            </w:r>
+          </w:p>
+          <w:p>
+            <w:pPr>
+              <w:spacing w:before="120" w:after="40"/>
+            </w:pPr>
+            <w:r>
+              <w:rPr>
+                <w:b/>
+                <w:color w:val="7F7F7F"/>
+                <w:sz w:val="18"/>
+              </w:rPr>
+              <w:t xml:space="preserve">⏱ PACING:  </w:t>
+            </w:r>
+            <w:r>
+              <w:rPr>
+                <w:color w:val="7F7F7F"/>
+                <w:sz w:val="18"/>
+              </w:rPr>
+              <w:t>5–6 presentations × 3 min each = 15–18 min. Buffer = 2–5 min.</w:t>
+            </w:r>
+          </w:p>
+          <w:p>
+            <w:pPr>
+              <w:spacing w:before="80" w:after="120"/>
+            </w:pPr>
+            <w:r>
+              <w:rPr>
+                <w:b/>
+                <w:color w:val="2D7D2D"/>
+                <w:sz w:val="18"/>
+              </w:rPr>
+              <w:t xml:space="preserve">✓ CHECK:  </w:t>
+            </w:r>
+            <w:r>
+              <w:rPr>
+                <w:i/>
+                <w:color w:val="2D7D2D"/>
+                <w:sz w:val="18"/>
+              </w:rPr>
+              <w:t>Quick pulse check: thumbs up if confident, sideways if unsure, down if lost.</w:t>
+            </w:r>
+          </w:p>
+        </w:tc>
+      </w:tr>
+    </w:tbl>
+    <w:p>
+      <w:pPr>
+        <w:spacing w:before="0" w:after="40"/>
+      </w:pPr>
+    </w:p>
+    <w:tbl>
+      <w:tblPr>
+        <w:tblW w:type="auto" w:w="0"/>
+        <w:tblLook w:firstColumn="1" w:firstRow="1" w:lastColumn="0" w:lastRow="0" w:noHBand="0" w:noVBand="1" w:val="04A0"/>
+        <w:tblBorders>
+          <w:top w:val="none" w:sz="0" w:color="auto" w:space="0"/>
+          <w:left w:val="none" w:sz="0" w:color="auto" w:space="0"/>
+          <w:bottom w:val="none" w:sz="0" w:color="auto" w:space="0"/>
+          <w:right w:val="none" w:sz="0" w:color="auto" w:space="0"/>
+          <w:insideH w:val="none" w:sz="0" w:color="auto" w:space="0"/>
+          <w:insideV w:val="none" w:sz="0" w:color="auto" w:space="0"/>
+        </w:tblBorders>
+      </w:tblPr>
+      <w:tblGrid>
+        <w:gridCol w:w="8640"/>
+      </w:tblGrid>
+      <w:tr>
+        <w:tc>
+          <w:tcPr>
+            <w:tcW w:type="dxa" w:w="8640"/>
+            <w:shd w:fill="243554" w:val="clear" w:color="auto"/>
+          </w:tcPr>
+          <w:p>
+            <w:r/>
+            <w:r>
+              <w:rPr>
+                <w:b/>
+                <w:color w:val="FFFFFF"/>
+                <w:sz w:val="22"/>
+              </w:rPr>
+              <w:t>5:30–5:45</w:t>
+            </w:r>
+            <w:r>
+              <w:rPr>
+                <w:b/>
+                <w:color w:val="FFFFFF"/>
+                <w:sz w:val="22"/>
+              </w:rPr>
+              <w:t xml:space="preserve">    Day 2 Wrap + Mid-Week Assignment Briefing</w:t>
+            </w:r>
+            <w:r>
+              <w:rPr>
+                <w:color w:val="FFFFFF"/>
+                <w:sz w:val="20"/>
+              </w:rPr>
+              <w:t xml:space="preserve">    (15 min)</w:t>
+            </w:r>
+          </w:p>
+        </w:tc>
+      </w:tr>
+    </w:tbl>
+    <w:tbl>
+      <w:tblPr>
+        <w:tblW w:type="auto" w:w="0"/>
+        <w:tblLook w:firstColumn="1" w:firstRow="1" w:lastColumn="0" w:lastRow="0" w:noHBand="0" w:noVBand="1" w:val="04A0"/>
+        <w:tblBorders>
+          <w:top w:val="none" w:sz="0" w:color="auto" w:space="0"/>
+          <w:left w:val="none" w:sz="0" w:color="auto" w:space="0"/>
+          <w:bottom w:val="none" w:sz="0" w:color="auto" w:space="0"/>
+          <w:right w:val="none" w:sz="0" w:color="auto" w:space="0"/>
+          <w:insideH w:val="none" w:sz="0" w:color="auto" w:space="0"/>
+          <w:insideV w:val="none" w:sz="0" w:color="auto" w:space="0"/>
+        </w:tblBorders>
+      </w:tblPr>
+      <w:tblGrid>
+        <w:gridCol w:w="8640"/>
+      </w:tblGrid>
+      <w:tr>
+        <w:tc>
+          <w:tcPr>
+            <w:tcW w:type="dxa" w:w="8640"/>
+            <w:tcBorders>
+              <w:left w:val="single" w:sz="12" w:color="243554" w:space="0"/>
+            </w:tcBorders>
+          </w:tcPr>
+          <w:p>
+            <w:pPr>
+              <w:spacing w:before="120" w:after="40"/>
+            </w:pPr>
+            <w:r/>
+            <w:r>
+              <w:rPr>
+                <w:b/>
+                <w:color w:val="2E74B5"/>
+                <w:sz w:val="20"/>
+              </w:rPr>
+              <w:t>TEACHER DOES</w:t>
+            </w:r>
+          </w:p>
+          <w:p>
+            <w:pPr>
+              <w:spacing w:before="20" w:after="20"/>
+            </w:pPr>
+            <w:r>
+              <w:rPr>
+                <w:sz w:val="20"/>
+              </w:rPr>
+              <w:t>•  Do NOT rush the mid-week assignment briefing.</w:t>
+            </w:r>
+          </w:p>
+          <w:p>
+            <w:pPr>
+              <w:spacing w:before="20" w:after="20"/>
+            </w:pPr>
+            <w:r>
+              <w:rPr>
+                <w:sz w:val="20"/>
+              </w:rPr>
+              <w:t>•  This is a structured, multi-part assignment and students need to understand it clearly.</w:t>
+            </w:r>
+          </w:p>
+          <w:p>
+            <w:pPr>
+              <w:spacing w:before="20" w:after="20"/>
+            </w:pPr>
+            <w:r>
+              <w:rPr>
+                <w:sz w:val="20"/>
+              </w:rPr>
+              <w:t>•  Walk through the template on screen.</w:t>
+            </w:r>
+          </w:p>
+          <w:p>
+            <w:pPr>
+              <w:spacing w:before="20" w:after="20"/>
+            </w:pPr>
+            <w:r>
+              <w:rPr>
+                <w:sz w:val="20"/>
+              </w:rPr>
+              <w:t>•  Show one completed example.</w:t>
+            </w:r>
+          </w:p>
+          <w:p>
+            <w:pPr>
+              <w:spacing w:before="20" w:after="20"/>
+            </w:pPr>
+            <w:r>
+              <w:rPr>
+                <w:sz w:val="20"/>
+              </w:rPr>
+              <w:t>•  Answer questions.</w:t>
+            </w:r>
+          </w:p>
+          <w:p>
+            <w:pPr>
+              <w:spacing w:before="20" w:after="20"/>
+            </w:pPr>
+            <w:r>
+              <w:rPr>
+                <w:sz w:val="20"/>
+              </w:rPr>
+              <w:t>•  If this runs to 5:50, that’s acceptable.</w:t>
+            </w:r>
+          </w:p>
+          <w:p>
+            <w:pPr>
+              <w:spacing w:before="120" w:after="40"/>
+            </w:pPr>
+            <w:r>
+              <w:rPr>
+                <w:b/>
+                <w:color w:val="7F7F7F"/>
+                <w:sz w:val="18"/>
+              </w:rPr>
+              <w:t xml:space="preserve">⏱ PACING:  </w:t>
+            </w:r>
+            <w:r>
+              <w:rPr>
+                <w:color w:val="7F7F7F"/>
+                <w:sz w:val="18"/>
+              </w:rPr>
+              <w:t>Day 2 reflection (quick 1-2-1: 1 highlight, 2 tools you’ll use this week, 1 thing that confused you) = 5 min. Mid-week assignment walkthrough = 8 min. Questions = 2 min.</w:t>
+            </w:r>
+          </w:p>
+          <w:p>
+            <w:pPr>
+              <w:spacing w:before="80" w:after="120"/>
+            </w:pPr>
+            <w:r>
+              <w:rPr>
+                <w:b/>
+                <w:color w:val="2D7D2D"/>
+                <w:sz w:val="18"/>
+              </w:rPr>
+              <w:t xml:space="preserve">✓ CHECK:  </w:t>
+            </w:r>
+            <w:r>
+              <w:rPr>
+                <w:i/>
+                <w:color w:val="2D7D2D"/>
+                <w:sz w:val="18"/>
+              </w:rPr>
+              <w:t>Quick pulse check: thumbs up if confident, sideways if unsure, down if lost.</w:t>
+            </w:r>
+          </w:p>
+        </w:tc>
+      </w:tr>
+    </w:tbl>
+    <w:p>
+      <w:pPr>
+        <w:spacing w:before="0" w:after="40"/>
+      </w:pPr>
+    </w:p>
+    <w:p/>
+    <w:p>
+      <w:pPr>
+        <w:pStyle w:val="Heading2"/>
+      </w:pPr>
+      <w:r>
+        <w:rPr>
+          <w:color w:val="243554"/>
+        </w:rPr>
+        <w:t>DIFFERENTIATION NOTES</w:t>
       </w:r>
     </w:p>
     <w:p>
+      <w:pPr>
+        <w:spacing w:before="40" w:after="40"/>
+      </w:pPr>
       <w:r>
         <w:rPr>
           <w:b/>
+          <w:color w:val="243554"/>
           <w:sz w:val="20"/>
         </w:rPr>
-        <w:t xml:space="preserve">Data Analysis with AI: </w:t>
+        <w:t xml:space="preserve">Struggling learners: </w:t>
       </w:r>
       <w:r>
         <w:rPr>
           <w:sz w:val="20"/>
         </w:rPr>
-        <w:t>Pre-test all CSVs with both Claude and ChatGPT. Ensure they produce interesting results. Have a backup CSV ready in case a student’s file doesn’t upload correctly.</w:t>
+        <w:t>Provide a fact-checking checklist. Pre-select simpler research topics. Pair with a partner for source triangulation exercise.</w:t>
+      </w:r>
+    </w:p>
+    <w:p>
+      <w:pPr>
+        <w:spacing w:before="40" w:after="40"/>
+      </w:pPr>
+      <w:r>
+        <w:rPr>
+          <w:b/>
+          <w:color w:val="243554"/>
+          <w:sz w:val="20"/>
+        </w:rPr>
+        <w:t xml:space="preserve">Advanced learners: </w:t>
+      </w:r>
+      <w:r>
+        <w:rPr>
+          <w:sz w:val="20"/>
+        </w:rPr>
+        <w:t>Ask them to find a case where AI hallucination is subtle and hard to detect. Have them create their own trust rubric criteria.</w:t>
+      </w:r>
+    </w:p>
+    <w:p>
+      <w:pPr>
+        <w:spacing w:before="40" w:after="40"/>
+      </w:pPr>
+      <w:r>
+        <w:rPr>
+          <w:b/>
+          <w:color w:val="243554"/>
+          <w:sz w:val="20"/>
+        </w:rPr>
+        <w:t xml:space="preserve">Language support: </w:t>
+      </w:r>
+      <w:r>
+        <w:rPr>
+          <w:sz w:val="20"/>
+        </w:rPr>
+        <w:t>Allow use of translation tools alongside AI research tools. Provide sentence frames for analysis writing.</w:t>
       </w:r>
     </w:p>
     <w:p/>
@@ -1113,54 +3135,142 @@
         <w:pStyle w:val="Heading2"/>
       </w:pPr>
       <w:r>
-        <w:t>ASSESSMENT</w:t>
+        <w:rPr>
+          <w:color w:val="243554"/>
+        </w:rPr>
+        <w:t>CLOSING &amp; EXIT TICKET</w:t>
       </w:r>
     </w:p>
     <w:p>
+      <w:pPr>
+        <w:spacing w:before="0" w:after="80"/>
+      </w:pPr>
+      <w:r>
+        <w:rPr>
+          <w:i/>
+          <w:sz w:val="20"/>
+        </w:rPr>
+        <w:t>Ask students to write brief answers to:</w:t>
+      </w:r>
+    </w:p>
+    <w:p>
+      <w:pPr>
+        <w:spacing w:before="40" w:after="40"/>
+      </w:pPr>
       <w:r>
         <w:rPr>
           <w:b/>
           <w:sz w:val="20"/>
         </w:rPr>
-        <w:t xml:space="preserve">Evidence to look for: </w:t>
+        <w:t xml:space="preserve">1. </w:t>
       </w:r>
       <w:r>
         <w:rPr>
           <w:sz w:val="20"/>
         </w:rPr>
-        <w:t>Hallucination scorecards show students caught real fabrications. Writing comparisons demonstrate students can articulate what AI changed and whether the change was an improvement. Data analysis summaries contain specific, verified findings.</w:t>
+        <w:t>Describe your process for fact-checking an AI-generated claim. What steps do you take?</w:t>
       </w:r>
     </w:p>
     <w:p>
+      <w:pPr>
+        <w:spacing w:before="40" w:after="40"/>
+      </w:pPr>
       <w:r>
         <w:rPr>
           <w:b/>
           <w:sz w:val="20"/>
         </w:rPr>
-        <w:t xml:space="preserve">Formative: </w:t>
+        <w:t xml:space="preserve">2. </w:t>
       </w:r>
       <w:r>
         <w:rPr>
           <w:sz w:val="20"/>
         </w:rPr>
-        <w:t>Teacher observation during activities. Monitor student outputs at each hands-on block. Use delivery notes and pacing guidance to check quality.</w:t>
+        <w:t>What is source triangulation, and why does using multiple AI tools matter?</w:t>
       </w:r>
     </w:p>
     <w:p>
+      <w:pPr>
+        <w:spacing w:before="40" w:after="40"/>
+      </w:pPr>
       <w:r>
         <w:rPr>
           <w:b/>
           <w:sz w:val="20"/>
         </w:rPr>
-        <w:t xml:space="preserve">Self-Assessment: </w:t>
+        <w:t xml:space="preserve">3. </w:t>
       </w:r>
       <w:r>
         <w:rPr>
           <w:sz w:val="20"/>
         </w:rPr>
-        <w:t>Students complete confidence ratings (1–5) for each learning objective at the end of the session.</w:t>
+        <w:t>Rate your confidence (1-5) in distinguishing AI-generated text that needs human editing.</w:t>
       </w:r>
     </w:p>
+    <w:p/>
+    <w:p>
+      <w:pPr>
+        <w:pStyle w:val="Heading2"/>
+      </w:pPr>
+      <w:r>
+        <w:rPr>
+          <w:color w:val="243554"/>
+        </w:rPr>
+        <w:t>POST-SESSION REFLECTION</w:t>
+      </w:r>
+    </w:p>
+    <w:p>
+      <w:pPr>
+        <w:spacing w:before="40" w:after="120"/>
+      </w:pPr>
+      <w:r>
+        <w:rPr>
+          <w:color w:val="7F7F7F"/>
+          <w:sz w:val="20"/>
+        </w:rPr>
+        <w:t>▢  What worked well today?</w:t>
+      </w:r>
+    </w:p>
+    <w:p/>
+    <w:p>
+      <w:pPr>
+        <w:spacing w:before="40" w:after="120"/>
+      </w:pPr>
+      <w:r>
+        <w:rPr>
+          <w:color w:val="7F7F7F"/>
+          <w:sz w:val="20"/>
+        </w:rPr>
+        <w:t>▢  What would I adjust for next time?</w:t>
+      </w:r>
+    </w:p>
+    <w:p/>
+    <w:p>
+      <w:pPr>
+        <w:spacing w:before="40" w:after="120"/>
+      </w:pPr>
+      <w:r>
+        <w:rPr>
+          <w:color w:val="7F7F7F"/>
+          <w:sz w:val="20"/>
+        </w:rPr>
+        <w:t>▢  Which students need follow-up or additional support?</w:t>
+      </w:r>
+    </w:p>
+    <w:p/>
+    <w:p>
+      <w:pPr>
+        <w:spacing w:before="40" w:after="120"/>
+      </w:pPr>
+      <w:r>
+        <w:rPr>
+          <w:color w:val="7F7F7F"/>
+          <w:sz w:val="20"/>
+        </w:rPr>
+        <w:t>▢  Did timing work? Where did I run long or short?</w:t>
+      </w:r>
+    </w:p>
+    <w:p/>
     <w:sectPr>
       <w:pgSz w:w="12240" w:h="15840"/>
       <w:pgMar w:top="1440" w:right="1800" w:bottom="1440" w:left="1800" w:header="720" w:footer="720" w:gutter="0"/>
@@ -1534,6 +3644,10 @@
     <w:name w:val="Normal"/>
     <w:qFormat/>
     <w:rsid w:val="00FC693F"/>
+    <w:rPr>
+      <w:rFonts w:ascii="Calibri" w:hAnsi="Calibri"/>
+      <w:sz w:val="20"/>
+    </w:rPr>
   </w:style>
   <w:style w:type="paragraph" w:styleId="Header">
     <w:name w:val="header"/>
@@ -1594,10 +3708,10 @@
       <w:outlineLvl w:val="0"/>
     </w:pPr>
     <w:rPr>
-      <w:rFonts w:asciiTheme="majorHAnsi" w:eastAsiaTheme="majorEastAsia" w:hAnsiTheme="majorHAnsi" w:cstheme="majorBidi"/>
+      <w:rFonts w:asciiTheme="majorHAnsi" w:eastAsiaTheme="majorEastAsia" w:hAnsiTheme="majorHAnsi" w:cstheme="majorBidi" w:ascii="Calibri" w:hAnsi="Calibri"/>
       <w:b/>
       <w:bCs/>
-      <w:color w:val="365F91" w:themeColor="accent1" w:themeShade="BF"/>
+      <w:color w:val="243554"/>
       <w:sz w:val="28"/>
       <w:szCs w:val="28"/>
     </w:rPr>
@@ -1618,10 +3732,10 @@
       <w:outlineLvl w:val="1"/>
     </w:pPr>
     <w:rPr>
-      <w:rFonts w:asciiTheme="majorHAnsi" w:eastAsiaTheme="majorEastAsia" w:hAnsiTheme="majorHAnsi" w:cstheme="majorBidi"/>
+      <w:rFonts w:asciiTheme="majorHAnsi" w:eastAsiaTheme="majorEastAsia" w:hAnsiTheme="majorHAnsi" w:cstheme="majorBidi" w:ascii="Calibri" w:hAnsi="Calibri"/>
       <w:b/>
       <w:bCs/>
-      <w:color w:val="4F81BD" w:themeColor="accent1"/>
+      <w:color w:val="243554"/>
       <w:sz w:val="26"/>
       <w:szCs w:val="26"/>
     </w:rPr>
@@ -1642,10 +3756,10 @@
       <w:outlineLvl w:val="2"/>
     </w:pPr>
     <w:rPr>
-      <w:rFonts w:asciiTheme="majorHAnsi" w:eastAsiaTheme="majorEastAsia" w:hAnsiTheme="majorHAnsi" w:cstheme="majorBidi"/>
+      <w:rFonts w:asciiTheme="majorHAnsi" w:eastAsiaTheme="majorEastAsia" w:hAnsiTheme="majorHAnsi" w:cstheme="majorBidi" w:ascii="Calibri" w:hAnsi="Calibri"/>
       <w:b/>
       <w:bCs/>
-      <w:color w:val="4F81BD" w:themeColor="accent1"/>
+      <w:color w:val="243554"/>
     </w:rPr>
   </w:style>
   <w:style w:type="paragraph" w:styleId="Heading4">
